--- a/webapp/templates/word/Otro_Si_Alimentacion_10.docx
+++ b/webapp/templates/word/Otro_Si_Alimentacion_10.docx
@@ -1,6 +1,6 @@
 
 <file path=word/document.xml><?xml version="1.0" encoding="utf-8"?>
-<w:document xmlns:wpc="http://schemas.microsoft.com/office/word/2010/wordprocessingCanvas" xmlns:cx="http://schemas.microsoft.com/office/drawing/2014/chartex" xmlns:cx1="http://schemas.microsoft.com/office/drawing/2015/9/8/chartex" xmlns:cx2="http://schemas.microsoft.com/office/drawing/2015/10/21/chartex" xmlns:cx3="http://schemas.microsoft.com/office/drawing/2016/5/9/chartex" xmlns:cx4="http://schemas.microsoft.com/office/drawing/2016/5/10/chartex" xmlns:cx5="http://schemas.microsoft.com/office/drawing/2016/5/11/chartex" xmlns:cx6="http://schemas.microsoft.com/office/drawing/2016/5/12/chartex" xmlns:cx7="http://schemas.microsoft.com/office/drawing/2016/5/13/chartex" xmlns:cx8="http://schemas.microsoft.com/office/drawing/2016/5/14/chartex" xmlns:mc="http://schemas.openxmlformats.org/markup-compatibility/2006" xmlns:aink="http://schemas.microsoft.com/office/drawing/2016/ink" xmlns:am3d="http://schemas.microsoft.com/office/drawing/2017/model3d" xmlns:o="urn:schemas-microsoft-com:office:office" xmlns:oel="http://schemas.microsoft.com/office/2019/extlst" xmlns:r="http://schemas.openxmlformats.org/officeDocument/2006/relationships" xmlns:m="http://schemas.openxmlformats.org/officeDocument/2006/math" xmlns:v="urn:schemas-microsoft-com:vml" xmlns:wp14="http://schemas.microsoft.com/office/word/2010/wordprocessingDrawing" xmlns:wp="http://schemas.openxmlformats.org/drawingml/2006/wordprocessingDrawing" xmlns:w10="urn:schemas-microsoft-com:office:word" xmlns:w="http://schemas.openxmlformats.org/wordprocessingml/2006/main" xmlns:w14="http://schemas.microsoft.com/office/word/2010/wordml" xmlns:w15="http://schemas.microsoft.com/office/word/2012/wordml" xmlns:w16cex="http://schemas.microsoft.com/office/word/2018/wordml/cex" xmlns:w16cid="http://schemas.microsoft.com/office/word/2016/wordml/cid" xmlns:w16="http://schemas.microsoft.com/office/word/2018/wordml" xmlns:w16sdtdh="http://schemas.microsoft.com/office/word/2020/wordml/sdtdatahash" xmlns:w16se="http://schemas.microsoft.com/office/word/2015/wordml/symex" xmlns:wpg="http://schemas.microsoft.com/office/word/2010/wordprocessingGroup" xmlns:wpi="http://schemas.microsoft.com/office/word/2010/wordprocessingInk" xmlns:wne="http://schemas.microsoft.com/office/word/2006/wordml" xmlns:wps="http://schemas.microsoft.com/office/word/2010/wordprocessingShape" mc:Ignorable="w14 w15 w16se w16cid w16 w16cex w16sdtdh wp14">
+<w:document xmlns:wpc="http://schemas.microsoft.com/office/word/2010/wordprocessingCanvas" xmlns:cx="http://schemas.microsoft.com/office/drawing/2014/chartex" xmlns:cx1="http://schemas.microsoft.com/office/drawing/2015/9/8/chartex" xmlns:cx2="http://schemas.microsoft.com/office/drawing/2015/10/21/chartex" xmlns:cx3="http://schemas.microsoft.com/office/drawing/2016/5/9/chartex" xmlns:cx4="http://schemas.microsoft.com/office/drawing/2016/5/10/chartex" xmlns:cx5="http://schemas.microsoft.com/office/drawing/2016/5/11/chartex" xmlns:cx6="http://schemas.microsoft.com/office/drawing/2016/5/12/chartex" xmlns:cx7="http://schemas.microsoft.com/office/drawing/2016/5/13/chartex" xmlns:cx8="http://schemas.microsoft.com/office/drawing/2016/5/14/chartex" xmlns:mc="http://schemas.openxmlformats.org/markup-compatibility/2006" xmlns:aink="http://schemas.microsoft.com/office/drawing/2016/ink" xmlns:am3d="http://schemas.microsoft.com/office/drawing/2017/model3d" xmlns:o="urn:schemas-microsoft-com:office:office" xmlns:r="http://schemas.openxmlformats.org/officeDocument/2006/relationships" xmlns:m="http://schemas.openxmlformats.org/officeDocument/2006/math" xmlns:v="urn:schemas-microsoft-com:vml" xmlns:wp14="http://schemas.microsoft.com/office/word/2010/wordprocessingDrawing" xmlns:wp="http://schemas.openxmlformats.org/drawingml/2006/wordprocessingDrawing" xmlns:w10="urn:schemas-microsoft-com:office:word" xmlns:w="http://schemas.openxmlformats.org/wordprocessingml/2006/main" xmlns:w14="http://schemas.microsoft.com/office/word/2010/wordml" xmlns:w15="http://schemas.microsoft.com/office/word/2012/wordml" xmlns:w16cex="http://schemas.microsoft.com/office/word/2018/wordml/cex" xmlns:w16cid="http://schemas.microsoft.com/office/word/2016/wordml/cid" xmlns:w16="http://schemas.microsoft.com/office/word/2018/wordml" xmlns:w16sdtdh="http://schemas.microsoft.com/office/word/2020/wordml/sdtdatahash" xmlns:w16se="http://schemas.microsoft.com/office/word/2015/wordml/symex" xmlns:wpg="http://schemas.microsoft.com/office/word/2010/wordprocessingGroup" xmlns:wpi="http://schemas.microsoft.com/office/word/2010/wordprocessingInk" xmlns:wne="http://schemas.microsoft.com/office/word/2006/wordml" xmlns:wps="http://schemas.microsoft.com/office/word/2010/wordprocessingShape" mc:Ignorable="w14 w15 w16se w16cid w16 w16cex w16sdtdh wp14">
   <w:body>
     <w:p>
       <w:pPr>
@@ -71,8 +71,9 @@
           <w:sz w:val="21"/>
           <w:szCs w:val="21"/>
         </w:rPr>
-        <w:t>[[Ciudad</w:t>
-      </w:r>
+        <w:t>[[</w:t>
+      </w:r>
+      <w:proofErr w:type="spellStart"/>
       <w:r>
         <w:rPr>
           <w:rFonts w:ascii="Calibri" w:eastAsia="Calibri" w:hAnsi="Calibri" w:cs="Calibri"/>
@@ -81,7 +82,7 @@
           <w:sz w:val="21"/>
           <w:szCs w:val="21"/>
         </w:rPr>
-        <w:t>Firma</w:t>
+        <w:t>Ciudad</w:t>
       </w:r>
       <w:r>
         <w:rPr>
@@ -91,16 +92,9 @@
           <w:sz w:val="21"/>
           <w:szCs w:val="21"/>
         </w:rPr>
-        <w:t>]]</w:t>
-      </w:r>
-      <w:r>
-        <w:rPr>
-          <w:rFonts w:ascii="Calibri" w:eastAsia="Calibri" w:hAnsi="Calibri" w:cs="Calibri"/>
-          <w:sz w:val="23"/>
-          <w:szCs w:val="23"/>
-        </w:rPr>
-        <w:t xml:space="preserve"> a los </w:t>
-      </w:r>
+        <w:t>Firma</w:t>
+      </w:r>
+      <w:proofErr w:type="spellEnd"/>
       <w:r>
         <w:rPr>
           <w:rFonts w:ascii="Calibri" w:eastAsia="Calibri" w:hAnsi="Calibri" w:cs="Calibri"/>
@@ -109,25 +103,15 @@
           <w:sz w:val="21"/>
           <w:szCs w:val="21"/>
         </w:rPr>
-        <w:t>[[FechaLarga]]</w:t>
-      </w:r>
-      <w:r>
-        <w:rPr>
-          <w:rFonts w:ascii="Calibri" w:eastAsia="Calibri" w:hAnsi="Calibri" w:cs="Calibri"/>
-          <w:sz w:val="23"/>
-          <w:szCs w:val="23"/>
-        </w:rPr>
-        <w:t>, se reunieron por una parte</w:t>
-      </w:r>
-      <w:r>
-        <w:rPr>
-          <w:rFonts w:ascii="Calibri" w:eastAsia="Calibri" w:hAnsi="Calibri" w:cs="Calibri"/>
-          <w:b/>
-          <w:bCs/>
-          <w:sz w:val="23"/>
-          <w:szCs w:val="23"/>
-        </w:rPr>
-        <w:t xml:space="preserve"> </w:t>
+        <w:t>]]</w:t>
+      </w:r>
+      <w:r>
+        <w:rPr>
+          <w:rFonts w:ascii="Calibri" w:eastAsia="Calibri" w:hAnsi="Calibri" w:cs="Calibri"/>
+          <w:sz w:val="23"/>
+          <w:szCs w:val="23"/>
+        </w:rPr>
+        <w:t xml:space="preserve"> a los </w:t>
       </w:r>
       <w:r>
         <w:rPr>
@@ -137,26 +121,9 @@
           <w:sz w:val="21"/>
           <w:szCs w:val="21"/>
         </w:rPr>
-        <w:t xml:space="preserve">[[Nombre]] </w:t>
-      </w:r>
-      <w:r>
-        <w:rPr>
-          <w:rFonts w:ascii="Calibri" w:eastAsia="Calibri" w:hAnsi="Calibri" w:cs="Calibri"/>
-          <w:sz w:val="23"/>
-          <w:szCs w:val="23"/>
-        </w:rPr>
-        <w:t xml:space="preserve">identificado(a) con </w:t>
-      </w:r>
-      <w:r>
-        <w:rPr>
-          <w:rFonts w:ascii="Calibri" w:eastAsia="Calibri" w:hAnsi="Calibri" w:cs="Calibri"/>
-          <w:b/>
-          <w:bCs/>
-          <w:sz w:val="23"/>
-          <w:szCs w:val="23"/>
-        </w:rPr>
-        <w:t xml:space="preserve">C.C </w:t>
-      </w:r>
+        <w:t>[[</w:t>
+      </w:r>
+      <w:proofErr w:type="spellStart"/>
       <w:r>
         <w:rPr>
           <w:rFonts w:ascii="Calibri" w:eastAsia="Calibri" w:hAnsi="Calibri" w:cs="Calibri"/>
@@ -165,365 +132,9 @@
           <w:sz w:val="21"/>
           <w:szCs w:val="21"/>
         </w:rPr>
-        <w:t xml:space="preserve">[[Cedula]] </w:t>
-      </w:r>
-      <w:r>
-        <w:rPr>
-          <w:rFonts w:ascii="Calibri" w:eastAsia="Calibri" w:hAnsi="Calibri" w:cs="Calibri"/>
-          <w:sz w:val="23"/>
-          <w:szCs w:val="23"/>
-        </w:rPr>
-        <w:t xml:space="preserve">como aparece al pie de su firma y quien actúa en su propio nombre y por la otra, </w:t>
-      </w:r>
-      <w:r>
-        <w:rPr>
-          <w:rFonts w:ascii="Calibri" w:eastAsia="Calibri" w:hAnsi="Calibri" w:cs="Calibri"/>
-          <w:b/>
-          <w:bCs/>
-          <w:sz w:val="23"/>
-          <w:szCs w:val="23"/>
-        </w:rPr>
-        <w:t>LAURA CRISTINA CERÓN MUÑOZ</w:t>
-      </w:r>
-      <w:r>
-        <w:rPr>
-          <w:rFonts w:ascii="Calibri" w:eastAsia="Calibri" w:hAnsi="Calibri" w:cs="Calibri"/>
-          <w:sz w:val="23"/>
-          <w:szCs w:val="23"/>
-        </w:rPr>
-        <w:t xml:space="preserve"> identificada con la </w:t>
-      </w:r>
-      <w:r>
-        <w:rPr>
-          <w:rFonts w:ascii="Calibri" w:eastAsia="Calibri" w:hAnsi="Calibri" w:cs="Calibri"/>
-          <w:b/>
-          <w:bCs/>
-          <w:sz w:val="23"/>
-          <w:szCs w:val="23"/>
-        </w:rPr>
-        <w:t>CC No. 52.705.312</w:t>
-      </w:r>
-      <w:r>
-        <w:rPr>
-          <w:rFonts w:ascii="Calibri" w:eastAsia="Calibri" w:hAnsi="Calibri" w:cs="Calibri"/>
-          <w:sz w:val="23"/>
-          <w:szCs w:val="23"/>
-        </w:rPr>
-        <w:t xml:space="preserve"> y quien actúa en representación de </w:t>
-      </w:r>
-      <w:r>
-        <w:rPr>
-          <w:rFonts w:ascii="Calibri" w:eastAsia="Calibri" w:hAnsi="Calibri" w:cs="Calibri"/>
-          <w:b/>
-          <w:bCs/>
-          <w:sz w:val="23"/>
-          <w:szCs w:val="23"/>
-        </w:rPr>
-        <w:t>DIACO S.A.,</w:t>
-      </w:r>
-      <w:r>
-        <w:rPr>
-          <w:rFonts w:ascii="Calibri" w:eastAsia="Calibri" w:hAnsi="Calibri" w:cs="Calibri"/>
-          <w:sz w:val="23"/>
-          <w:szCs w:val="23"/>
-        </w:rPr>
-        <w:t xml:space="preserve"> con el fin de suscribir un acuerdo provisto de las siguientes cláusulas:</w:t>
-      </w:r>
-    </w:p>
-    <w:p>
-      <w:pPr>
-        <w:spacing w:line="240" w:lineRule="auto"/>
-        <w:jc w:val="both"/>
-        <w:rPr>
-          <w:rFonts w:ascii="Calibri" w:eastAsia="Calibri" w:hAnsi="Calibri" w:cs="Calibri"/>
-          <w:sz w:val="23"/>
-          <w:szCs w:val="23"/>
-        </w:rPr>
-      </w:pPr>
-    </w:p>
-    <w:p>
-      <w:pPr>
-        <w:spacing w:line="240" w:lineRule="auto"/>
-        <w:jc w:val="both"/>
-        <w:rPr>
-          <w:rFonts w:ascii="Calibri" w:eastAsia="Calibri" w:hAnsi="Calibri" w:cs="Calibri"/>
-          <w:sz w:val="23"/>
-          <w:szCs w:val="23"/>
-        </w:rPr>
-      </w:pPr>
-      <w:r>
-        <w:rPr>
-          <w:rFonts w:ascii="Calibri" w:eastAsia="Calibri" w:hAnsi="Calibri" w:cs="Calibri"/>
-          <w:b/>
-          <w:bCs/>
-          <w:sz w:val="23"/>
-          <w:szCs w:val="23"/>
-        </w:rPr>
-        <w:t>PRIMERA:</w:t>
-      </w:r>
-      <w:r>
-        <w:rPr>
-          <w:rFonts w:ascii="Calibri" w:eastAsia="Calibri" w:hAnsi="Calibri" w:cs="Calibri"/>
-          <w:sz w:val="23"/>
-          <w:szCs w:val="23"/>
-        </w:rPr>
-        <w:t xml:space="preserve"> El empleador de mera liberalidad y como parte de su política de bienestar otorga al trabajador un   auxilio de alimentación. </w:t>
-      </w:r>
-    </w:p>
-    <w:p>
-      <w:pPr>
-        <w:spacing w:line="240" w:lineRule="auto"/>
-        <w:jc w:val="both"/>
-        <w:rPr>
-          <w:rFonts w:ascii="Calibri" w:eastAsia="Calibri" w:hAnsi="Calibri" w:cs="Calibri"/>
-          <w:sz w:val="23"/>
-          <w:szCs w:val="23"/>
-        </w:rPr>
-      </w:pPr>
-    </w:p>
-    <w:p>
-      <w:pPr>
-        <w:spacing w:line="240" w:lineRule="auto"/>
-        <w:jc w:val="both"/>
-        <w:rPr>
-          <w:rFonts w:ascii="Calibri" w:eastAsia="Calibri" w:hAnsi="Calibri" w:cs="Calibri"/>
-          <w:b/>
-          <w:bCs/>
-          <w:lang w:val="es-AR"/>
-        </w:rPr>
-      </w:pPr>
-      <w:r>
-        <w:rPr>
-          <w:rFonts w:ascii="Calibri" w:eastAsia="Calibri" w:hAnsi="Calibri" w:cs="Calibri"/>
-          <w:sz w:val="23"/>
-          <w:szCs w:val="23"/>
-        </w:rPr>
-        <w:t xml:space="preserve">Con esta finalidad, las partes han convenido que por cada día laborado el trabajador recibe un valor de </w:t>
-      </w:r>
-      <w:r>
-        <w:rPr>
-          <w:rFonts w:ascii="Calibri" w:eastAsia="Calibri" w:hAnsi="Calibri" w:cs="Calibri"/>
-          <w:b/>
-          <w:bCs/>
-        </w:rPr>
-        <w:t>[[SalarioLetras]]</w:t>
-      </w:r>
-      <w:r>
-        <w:rPr>
-          <w:rFonts w:ascii="Calibri" w:eastAsia="Calibri" w:hAnsi="Calibri" w:cs="Calibri"/>
-          <w:b/>
-          <w:bCs/>
-        </w:rPr>
-        <w:t xml:space="preserve"> MCTE</w:t>
-      </w:r>
-      <w:r>
-        <w:rPr>
-          <w:rFonts w:ascii="Calibri" w:eastAsia="Calibri" w:hAnsi="Calibri" w:cs="Calibri"/>
-          <w:b/>
-          <w:bCs/>
-        </w:rPr>
-        <w:t>.</w:t>
-      </w:r>
-      <w:r>
-        <w:rPr>
-          <w:rFonts w:ascii="Calibri" w:eastAsia="Calibri" w:hAnsi="Calibri" w:cs="Calibri"/>
-          <w:b/>
-          <w:bCs/>
-        </w:rPr>
-        <w:t xml:space="preserve"> </w:t>
-      </w:r>
-      <w:r>
-        <w:rPr>
-          <w:rFonts w:ascii="Calibri" w:eastAsia="Calibri" w:hAnsi="Calibri" w:cs="Calibri"/>
-          <w:b/>
-          <w:bCs/>
-        </w:rPr>
-        <w:t>(</w:t>
-      </w:r>
-      <w:r>
-        <w:rPr>
-          <w:rFonts w:ascii="Calibri" w:eastAsia="Calibri" w:hAnsi="Calibri" w:cs="Calibri"/>
-          <w:b/>
-          <w:bCs/>
-        </w:rPr>
-        <w:t>[[Salario]]</w:t>
-      </w:r>
-      <w:r>
-        <w:rPr>
-          <w:rFonts w:ascii="Calibri" w:eastAsia="Calibri" w:hAnsi="Calibri" w:cs="Calibri"/>
-          <w:b/>
-          <w:bCs/>
-        </w:rPr>
-        <w:t>)</w:t>
-      </w:r>
-      <w:r>
-        <w:rPr>
-          <w:rFonts w:ascii="Calibri" w:eastAsia="Calibri" w:hAnsi="Calibri" w:cs="Calibri"/>
-          <w:b/>
-          <w:bCs/>
-        </w:rPr>
-        <w:t xml:space="preserve"> </w:t>
-      </w:r>
-      <w:r>
-        <w:rPr>
-          <w:rFonts w:ascii="Calibri" w:eastAsia="Calibri" w:hAnsi="Calibri" w:cs="Calibri"/>
-          <w:sz w:val="23"/>
-          <w:szCs w:val="23"/>
-        </w:rPr>
-        <w:t xml:space="preserve">por día trabajado, por medio de una tarjeta recargable con la cual podrá acceder a comprar alimentos en los establecimientos que tengan y acepten el convenio con la entidad expendedora de las tarjetas. </w:t>
-      </w:r>
-    </w:p>
-    <w:p>
-      <w:pPr>
-        <w:spacing w:line="240" w:lineRule="auto"/>
-        <w:jc w:val="both"/>
-        <w:rPr>
-          <w:rFonts w:ascii="Calibri" w:eastAsia="Calibri" w:hAnsi="Calibri" w:cs="Calibri"/>
-          <w:color w:val="FF0000"/>
-          <w:sz w:val="23"/>
-          <w:szCs w:val="23"/>
-        </w:rPr>
-      </w:pPr>
-    </w:p>
-    <w:p>
-      <w:pPr>
-        <w:spacing w:line="240" w:lineRule="auto"/>
-        <w:jc w:val="both"/>
-        <w:rPr>
-          <w:rFonts w:ascii="Calibri" w:eastAsia="Calibri" w:hAnsi="Calibri" w:cs="Calibri"/>
-          <w:sz w:val="23"/>
-          <w:szCs w:val="23"/>
-        </w:rPr>
-      </w:pPr>
-      <w:r>
-        <w:rPr>
-          <w:rFonts w:ascii="Calibri" w:eastAsia="Calibri" w:hAnsi="Calibri" w:cs="Calibri"/>
-          <w:b/>
-          <w:bCs/>
-          <w:sz w:val="23"/>
-          <w:szCs w:val="23"/>
-        </w:rPr>
-        <w:t>SEGUNDA:</w:t>
-      </w:r>
-      <w:r>
-        <w:rPr>
-          <w:rFonts w:ascii="Calibri" w:eastAsia="Calibri" w:hAnsi="Calibri" w:cs="Calibri"/>
-          <w:sz w:val="23"/>
-          <w:szCs w:val="23"/>
-        </w:rPr>
-        <w:t xml:space="preserve"> Las partes convienen y así lo hacen constar que el beneficio extralegal que mediante este acuerdo se otorga, en tanto constituye un subsidio de alimentación que no tiene por finalidad retribuir de manera directa el servicio, no constituye salario para ningún efecto legal conforme a lo estipulado en el artículo 15 de la Ley 50 de 1990. </w:t>
-      </w:r>
-    </w:p>
-    <w:p>
-      <w:pPr>
-        <w:spacing w:line="240" w:lineRule="auto"/>
-        <w:jc w:val="both"/>
-        <w:rPr>
-          <w:rFonts w:ascii="Calibri" w:eastAsia="Calibri" w:hAnsi="Calibri" w:cs="Calibri"/>
-          <w:sz w:val="23"/>
-          <w:szCs w:val="23"/>
-        </w:rPr>
-      </w:pPr>
-    </w:p>
-    <w:p>
-      <w:pPr>
-        <w:spacing w:line="240" w:lineRule="auto"/>
-        <w:jc w:val="both"/>
-        <w:rPr>
-          <w:rFonts w:ascii="Calibri" w:eastAsia="Calibri" w:hAnsi="Calibri" w:cs="Calibri"/>
-          <w:sz w:val="23"/>
-          <w:szCs w:val="23"/>
-        </w:rPr>
-      </w:pPr>
-      <w:r>
-        <w:rPr>
-          <w:rFonts w:ascii="Calibri" w:eastAsia="Calibri" w:hAnsi="Calibri" w:cs="Calibri"/>
-          <w:b/>
-          <w:bCs/>
-          <w:sz w:val="23"/>
-          <w:szCs w:val="23"/>
-        </w:rPr>
-        <w:t>TERCERA:</w:t>
-      </w:r>
-      <w:r>
-        <w:rPr>
-          <w:rFonts w:ascii="Calibri" w:eastAsia="Calibri" w:hAnsi="Calibri" w:cs="Calibri"/>
-          <w:sz w:val="23"/>
-          <w:szCs w:val="23"/>
-        </w:rPr>
-        <w:t xml:space="preserve"> Las partes declaran y así lo hacen constar que el presente beneficio, en tanto deriva de la mera liberalidad de la empresa, podrá ser modificado o eliminado de manera unilateral por la compañía cuando las necesidades así lo ameriten, sin que por ello se entienda desmejora en las condiciones del trabajador.</w:t>
-      </w:r>
-    </w:p>
-    <w:p>
-      <w:pPr>
-        <w:spacing w:line="240" w:lineRule="auto"/>
-        <w:jc w:val="both"/>
-        <w:rPr>
-          <w:rFonts w:ascii="Calibri" w:eastAsia="Calibri" w:hAnsi="Calibri" w:cs="Calibri"/>
-          <w:sz w:val="23"/>
-          <w:szCs w:val="23"/>
-        </w:rPr>
-      </w:pPr>
-    </w:p>
-    <w:p>
-      <w:pPr>
-        <w:spacing w:line="240" w:lineRule="auto"/>
-        <w:jc w:val="both"/>
-        <w:rPr>
-          <w:rFonts w:ascii="Calibri" w:eastAsia="Calibri" w:hAnsi="Calibri" w:cs="Calibri"/>
-          <w:sz w:val="23"/>
-          <w:szCs w:val="23"/>
-        </w:rPr>
-      </w:pPr>
-      <w:r>
-        <w:rPr>
-          <w:rFonts w:ascii="Calibri" w:eastAsia="Calibri" w:hAnsi="Calibri" w:cs="Calibri"/>
-          <w:sz w:val="23"/>
-          <w:szCs w:val="23"/>
-        </w:rPr>
-        <w:t>Ratifico que, desde el primer pago recibido por concepto de auxilio de alimentación, este fue pactado como no salarial por las partes.</w:t>
-      </w:r>
-    </w:p>
-    <w:p>
-      <w:pPr>
-        <w:spacing w:line="240" w:lineRule="auto"/>
-        <w:jc w:val="both"/>
-        <w:rPr>
-          <w:rFonts w:ascii="Calibri" w:eastAsia="Calibri" w:hAnsi="Calibri" w:cs="Calibri"/>
-          <w:sz w:val="23"/>
-          <w:szCs w:val="23"/>
-        </w:rPr>
-      </w:pPr>
-    </w:p>
-    <w:p>
-      <w:pPr>
-        <w:spacing w:line="240" w:lineRule="auto"/>
-        <w:jc w:val="both"/>
-        <w:rPr>
-          <w:rFonts w:ascii="Calibri" w:eastAsia="Calibri" w:hAnsi="Calibri" w:cs="Calibri"/>
-          <w:sz w:val="23"/>
-          <w:szCs w:val="23"/>
-        </w:rPr>
-      </w:pPr>
-    </w:p>
-    <w:p>
-      <w:pPr>
-        <w:spacing w:line="240" w:lineRule="auto"/>
-        <w:jc w:val="both"/>
-        <w:rPr>
-          <w:rFonts w:ascii="Calibri" w:eastAsia="Calibri" w:hAnsi="Calibri" w:cs="Calibri"/>
-          <w:sz w:val="23"/>
-          <w:szCs w:val="23"/>
-        </w:rPr>
-      </w:pPr>
-      <w:r>
-        <w:rPr>
-          <w:rFonts w:ascii="Calibri" w:eastAsia="Calibri" w:hAnsi="Calibri" w:cs="Calibri"/>
-          <w:sz w:val="23"/>
-          <w:szCs w:val="23"/>
-        </w:rPr>
-        <w:t xml:space="preserve">En constancia se firma en </w:t>
-      </w:r>
+        <w:t>FechaLarga</w:t>
+      </w:r>
+      <w:proofErr w:type="spellEnd"/>
       <w:r>
         <w:rPr>
           <w:rFonts w:ascii="Calibri" w:eastAsia="Calibri" w:hAnsi="Calibri" w:cs="Calibri"/>
@@ -532,7 +143,25 @@
           <w:sz w:val="21"/>
           <w:szCs w:val="21"/>
         </w:rPr>
-        <w:t>[[Ciudad</w:t>
+        <w:t>]]</w:t>
+      </w:r>
+      <w:r>
+        <w:rPr>
+          <w:rFonts w:ascii="Calibri" w:eastAsia="Calibri" w:hAnsi="Calibri" w:cs="Calibri"/>
+          <w:sz w:val="23"/>
+          <w:szCs w:val="23"/>
+        </w:rPr>
+        <w:t>, se reunieron por una parte</w:t>
+      </w:r>
+      <w:r>
+        <w:rPr>
+          <w:rFonts w:ascii="Calibri" w:eastAsia="Calibri" w:hAnsi="Calibri" w:cs="Calibri"/>
+          <w:b/>
+          <w:bCs/>
+          <w:sz w:val="23"/>
+          <w:szCs w:val="23"/>
+        </w:rPr>
+        <w:t xml:space="preserve"> </w:t>
       </w:r>
       <w:r>
         <w:rPr>
@@ -542,7 +171,25 @@
           <w:sz w:val="21"/>
           <w:szCs w:val="21"/>
         </w:rPr>
-        <w:t>Firma</w:t>
+        <w:t xml:space="preserve">[[Nombre]] </w:t>
+      </w:r>
+      <w:r>
+        <w:rPr>
+          <w:rFonts w:ascii="Calibri" w:eastAsia="Calibri" w:hAnsi="Calibri" w:cs="Calibri"/>
+          <w:sz w:val="23"/>
+          <w:szCs w:val="23"/>
+        </w:rPr>
+        <w:t xml:space="preserve">identificado(a) con </w:t>
+      </w:r>
+      <w:r>
+        <w:rPr>
+          <w:rFonts w:ascii="Calibri" w:eastAsia="Calibri" w:hAnsi="Calibri" w:cs="Calibri"/>
+          <w:b/>
+          <w:bCs/>
+          <w:sz w:val="23"/>
+          <w:szCs w:val="23"/>
+        </w:rPr>
+        <w:t xml:space="preserve">C.C </w:t>
       </w:r>
       <w:r>
         <w:rPr>
@@ -552,15 +199,422 @@
           <w:sz w:val="21"/>
           <w:szCs w:val="21"/>
         </w:rPr>
+        <w:t xml:space="preserve">[[Cedula]] </w:t>
+      </w:r>
+      <w:r>
+        <w:rPr>
+          <w:rFonts w:ascii="Calibri" w:eastAsia="Calibri" w:hAnsi="Calibri" w:cs="Calibri"/>
+          <w:sz w:val="23"/>
+          <w:szCs w:val="23"/>
+        </w:rPr>
+        <w:t xml:space="preserve">como aparece al pie de su firma y quien actúa en su propio nombre y por la otra, </w:t>
+      </w:r>
+      <w:r>
+        <w:rPr>
+          <w:rFonts w:ascii="Calibri" w:eastAsia="Calibri" w:hAnsi="Calibri" w:cs="Calibri"/>
+          <w:b/>
+          <w:bCs/>
+          <w:sz w:val="23"/>
+          <w:szCs w:val="23"/>
+        </w:rPr>
+        <w:t>LAURA CRISTINA CERÓN MUÑOZ</w:t>
+      </w:r>
+      <w:r>
+        <w:rPr>
+          <w:rFonts w:ascii="Calibri" w:eastAsia="Calibri" w:hAnsi="Calibri" w:cs="Calibri"/>
+          <w:sz w:val="23"/>
+          <w:szCs w:val="23"/>
+        </w:rPr>
+        <w:t xml:space="preserve"> identificada con la </w:t>
+      </w:r>
+      <w:r>
+        <w:rPr>
+          <w:rFonts w:ascii="Calibri" w:eastAsia="Calibri" w:hAnsi="Calibri" w:cs="Calibri"/>
+          <w:b/>
+          <w:bCs/>
+          <w:sz w:val="23"/>
+          <w:szCs w:val="23"/>
+        </w:rPr>
+        <w:t>CC No. 52.705.312</w:t>
+      </w:r>
+      <w:r>
+        <w:rPr>
+          <w:rFonts w:ascii="Calibri" w:eastAsia="Calibri" w:hAnsi="Calibri" w:cs="Calibri"/>
+          <w:sz w:val="23"/>
+          <w:szCs w:val="23"/>
+        </w:rPr>
+        <w:t xml:space="preserve"> y quien actúa en representación de </w:t>
+      </w:r>
+      <w:r>
+        <w:rPr>
+          <w:rFonts w:ascii="Calibri" w:eastAsia="Calibri" w:hAnsi="Calibri" w:cs="Calibri"/>
+          <w:b/>
+          <w:bCs/>
+          <w:sz w:val="23"/>
+          <w:szCs w:val="23"/>
+        </w:rPr>
+        <w:t>DIACO S.A.,</w:t>
+      </w:r>
+      <w:r>
+        <w:rPr>
+          <w:rFonts w:ascii="Calibri" w:eastAsia="Calibri" w:hAnsi="Calibri" w:cs="Calibri"/>
+          <w:sz w:val="23"/>
+          <w:szCs w:val="23"/>
+        </w:rPr>
+        <w:t xml:space="preserve"> con el fin de suscribir un acuerdo provisto de las siguientes c</w:t>
+      </w:r>
+      <w:r>
+        <w:rPr>
+          <w:rFonts w:ascii="Calibri" w:eastAsia="Calibri" w:hAnsi="Calibri" w:cs="Calibri"/>
+          <w:sz w:val="23"/>
+          <w:szCs w:val="23"/>
+        </w:rPr>
+        <w:t>láusulas:</w:t>
+      </w:r>
+    </w:p>
+    <w:p>
+      <w:pPr>
+        <w:spacing w:line="240" w:lineRule="auto"/>
+        <w:jc w:val="both"/>
+        <w:rPr>
+          <w:rFonts w:ascii="Calibri" w:eastAsia="Calibri" w:hAnsi="Calibri" w:cs="Calibri"/>
+          <w:sz w:val="23"/>
+          <w:szCs w:val="23"/>
+        </w:rPr>
+      </w:pPr>
+    </w:p>
+    <w:p>
+      <w:pPr>
+        <w:spacing w:line="240" w:lineRule="auto"/>
+        <w:jc w:val="both"/>
+        <w:rPr>
+          <w:rFonts w:ascii="Calibri" w:eastAsia="Calibri" w:hAnsi="Calibri" w:cs="Calibri"/>
+          <w:sz w:val="23"/>
+          <w:szCs w:val="23"/>
+        </w:rPr>
+      </w:pPr>
+      <w:r>
+        <w:rPr>
+          <w:rFonts w:ascii="Calibri" w:eastAsia="Calibri" w:hAnsi="Calibri" w:cs="Calibri"/>
+          <w:b/>
+          <w:bCs/>
+          <w:sz w:val="23"/>
+          <w:szCs w:val="23"/>
+        </w:rPr>
+        <w:t>PRIMERA:</w:t>
+      </w:r>
+      <w:r>
+        <w:rPr>
+          <w:rFonts w:ascii="Calibri" w:eastAsia="Calibri" w:hAnsi="Calibri" w:cs="Calibri"/>
+          <w:sz w:val="23"/>
+          <w:szCs w:val="23"/>
+        </w:rPr>
+        <w:t xml:space="preserve"> El empleador de mera liberalidad y como parte de su política de bienestar otorga al trabajador un   auxilio de alimentación. </w:t>
+      </w:r>
+    </w:p>
+    <w:p>
+      <w:pPr>
+        <w:spacing w:line="240" w:lineRule="auto"/>
+        <w:jc w:val="both"/>
+        <w:rPr>
+          <w:rFonts w:ascii="Calibri" w:eastAsia="Calibri" w:hAnsi="Calibri" w:cs="Calibri"/>
+          <w:sz w:val="23"/>
+          <w:szCs w:val="23"/>
+        </w:rPr>
+      </w:pPr>
+    </w:p>
+    <w:p>
+      <w:pPr>
+        <w:spacing w:line="240" w:lineRule="auto"/>
+        <w:jc w:val="both"/>
+        <w:rPr>
+          <w:rFonts w:ascii="Calibri" w:eastAsia="Calibri" w:hAnsi="Calibri" w:cs="Calibri"/>
+          <w:b/>
+          <w:bCs/>
+          <w:lang w:val="es-AR"/>
+        </w:rPr>
+      </w:pPr>
+      <w:r>
+        <w:rPr>
+          <w:rFonts w:ascii="Calibri" w:eastAsia="Calibri" w:hAnsi="Calibri" w:cs="Calibri"/>
+          <w:sz w:val="23"/>
+          <w:szCs w:val="23"/>
+        </w:rPr>
+        <w:t xml:space="preserve">Con esta finalidad, las partes han convenido que por cada día laborado el trabajador recibe un valor de </w:t>
+      </w:r>
+      <w:r>
+        <w:rPr>
+          <w:rFonts w:ascii="Calibri" w:eastAsia="Calibri" w:hAnsi="Calibri" w:cs="Calibri"/>
+          <w:b/>
+          <w:bCs/>
+        </w:rPr>
+        <w:t>[[</w:t>
+      </w:r>
+      <w:proofErr w:type="spellStart"/>
+      <w:r>
+        <w:rPr>
+          <w:rFonts w:ascii="Calibri" w:eastAsia="Calibri" w:hAnsi="Calibri" w:cs="Calibri"/>
+          <w:b/>
+          <w:bCs/>
+        </w:rPr>
+        <w:t>SalarioLetras</w:t>
+      </w:r>
+      <w:proofErr w:type="spellEnd"/>
+      <w:r>
+        <w:rPr>
+          <w:rFonts w:ascii="Calibri" w:eastAsia="Calibri" w:hAnsi="Calibri" w:cs="Calibri"/>
+          <w:b/>
+          <w:bCs/>
+        </w:rPr>
         <w:t>]]</w:t>
       </w:r>
       <w:r>
         <w:rPr>
           <w:rFonts w:ascii="Calibri" w:eastAsia="Calibri" w:hAnsi="Calibri" w:cs="Calibri"/>
-          <w:sz w:val="23"/>
-          <w:szCs w:val="23"/>
-        </w:rPr>
-        <w:t xml:space="preserve"> a los </w:t>
+          <w:b/>
+          <w:bCs/>
+        </w:rPr>
+        <w:t xml:space="preserve"> MCTE</w:t>
+      </w:r>
+      <w:r>
+        <w:rPr>
+          <w:rFonts w:ascii="Calibri" w:eastAsia="Calibri" w:hAnsi="Calibri" w:cs="Calibri"/>
+          <w:b/>
+          <w:bCs/>
+        </w:rPr>
+        <w:t>.</w:t>
+      </w:r>
+      <w:r>
+        <w:rPr>
+          <w:rFonts w:ascii="Calibri" w:eastAsia="Calibri" w:hAnsi="Calibri" w:cs="Calibri"/>
+          <w:b/>
+          <w:bCs/>
+        </w:rPr>
+        <w:t xml:space="preserve"> </w:t>
+      </w:r>
+      <w:r>
+        <w:rPr>
+          <w:rFonts w:ascii="Calibri" w:eastAsia="Calibri" w:hAnsi="Calibri" w:cs="Calibri"/>
+          <w:b/>
+          <w:bCs/>
+        </w:rPr>
+        <w:t>(</w:t>
+      </w:r>
+      <w:r>
+        <w:rPr>
+          <w:rFonts w:ascii="Calibri" w:eastAsia="Calibri" w:hAnsi="Calibri" w:cs="Calibri"/>
+          <w:b/>
+          <w:bCs/>
+        </w:rPr>
+        <w:t>[[Salario]]</w:t>
+      </w:r>
+      <w:r>
+        <w:rPr>
+          <w:rFonts w:ascii="Calibri" w:eastAsia="Calibri" w:hAnsi="Calibri" w:cs="Calibri"/>
+          <w:b/>
+          <w:bCs/>
+        </w:rPr>
+        <w:t>)</w:t>
+      </w:r>
+      <w:r>
+        <w:rPr>
+          <w:rFonts w:ascii="Calibri" w:eastAsia="Calibri" w:hAnsi="Calibri" w:cs="Calibri"/>
+          <w:b/>
+          <w:bCs/>
+        </w:rPr>
+        <w:t xml:space="preserve"> </w:t>
+      </w:r>
+      <w:r>
+        <w:rPr>
+          <w:rFonts w:ascii="Calibri" w:eastAsia="Calibri" w:hAnsi="Calibri" w:cs="Calibri"/>
+          <w:sz w:val="23"/>
+          <w:szCs w:val="23"/>
+        </w:rPr>
+        <w:t xml:space="preserve">por día trabajado, por medio de una tarjeta recargable con la cual podrá acceder a comprar alimentos en los establecimientos que tengan y acepten el convenio con la entidad expendedora de las tarjetas. </w:t>
+      </w:r>
+    </w:p>
+    <w:p>
+      <w:pPr>
+        <w:spacing w:line="240" w:lineRule="auto"/>
+        <w:jc w:val="both"/>
+        <w:rPr>
+          <w:rFonts w:ascii="Calibri" w:eastAsia="Calibri" w:hAnsi="Calibri" w:cs="Calibri"/>
+          <w:color w:val="FF0000"/>
+          <w:sz w:val="23"/>
+          <w:szCs w:val="23"/>
+        </w:rPr>
+      </w:pPr>
+    </w:p>
+    <w:p>
+      <w:pPr>
+        <w:spacing w:line="240" w:lineRule="auto"/>
+        <w:jc w:val="both"/>
+        <w:rPr>
+          <w:rFonts w:ascii="Calibri" w:eastAsia="Calibri" w:hAnsi="Calibri" w:cs="Calibri"/>
+          <w:sz w:val="23"/>
+          <w:szCs w:val="23"/>
+        </w:rPr>
+      </w:pPr>
+      <w:r>
+        <w:rPr>
+          <w:rFonts w:ascii="Calibri" w:eastAsia="Calibri" w:hAnsi="Calibri" w:cs="Calibri"/>
+          <w:b/>
+          <w:bCs/>
+          <w:sz w:val="23"/>
+          <w:szCs w:val="23"/>
+        </w:rPr>
+        <w:t>SEGUNDA:</w:t>
+      </w:r>
+      <w:r>
+        <w:rPr>
+          <w:rFonts w:ascii="Calibri" w:eastAsia="Calibri" w:hAnsi="Calibri" w:cs="Calibri"/>
+          <w:sz w:val="23"/>
+          <w:szCs w:val="23"/>
+        </w:rPr>
+        <w:t xml:space="preserve"> Las partes convienen y así lo hacen constar</w:t>
+      </w:r>
+      <w:r>
+        <w:rPr>
+          <w:rFonts w:ascii="Calibri" w:eastAsia="Calibri" w:hAnsi="Calibri" w:cs="Calibri"/>
+          <w:sz w:val="23"/>
+          <w:szCs w:val="23"/>
+        </w:rPr>
+        <w:t xml:space="preserve"> que el beneficio extralegal que mediante este acuerdo se otorga, en tanto constituye un subsidio de alimentación que no tiene por finalidad retribuir de manera directa el servicio, no constituye salario para ningún efecto legal conforme a lo estipulado en</w:t>
+      </w:r>
+      <w:r>
+        <w:rPr>
+          <w:rFonts w:ascii="Calibri" w:eastAsia="Calibri" w:hAnsi="Calibri" w:cs="Calibri"/>
+          <w:sz w:val="23"/>
+          <w:szCs w:val="23"/>
+        </w:rPr>
+        <w:t xml:space="preserve"> el artículo 15 de la Ley 50 de 1990. </w:t>
+      </w:r>
+    </w:p>
+    <w:p>
+      <w:pPr>
+        <w:spacing w:line="240" w:lineRule="auto"/>
+        <w:jc w:val="both"/>
+        <w:rPr>
+          <w:rFonts w:ascii="Calibri" w:eastAsia="Calibri" w:hAnsi="Calibri" w:cs="Calibri"/>
+          <w:sz w:val="23"/>
+          <w:szCs w:val="23"/>
+        </w:rPr>
+      </w:pPr>
+    </w:p>
+    <w:p>
+      <w:pPr>
+        <w:spacing w:line="240" w:lineRule="auto"/>
+        <w:jc w:val="both"/>
+        <w:rPr>
+          <w:rFonts w:ascii="Calibri" w:eastAsia="Calibri" w:hAnsi="Calibri" w:cs="Calibri"/>
+          <w:sz w:val="23"/>
+          <w:szCs w:val="23"/>
+        </w:rPr>
+      </w:pPr>
+      <w:r>
+        <w:rPr>
+          <w:rFonts w:ascii="Calibri" w:eastAsia="Calibri" w:hAnsi="Calibri" w:cs="Calibri"/>
+          <w:b/>
+          <w:bCs/>
+          <w:sz w:val="23"/>
+          <w:szCs w:val="23"/>
+        </w:rPr>
+        <w:t>TERCERA:</w:t>
+      </w:r>
+      <w:r>
+        <w:rPr>
+          <w:rFonts w:ascii="Calibri" w:eastAsia="Calibri" w:hAnsi="Calibri" w:cs="Calibri"/>
+          <w:sz w:val="23"/>
+          <w:szCs w:val="23"/>
+        </w:rPr>
+        <w:t xml:space="preserve"> Las partes declaran y así lo hacen constar que el presente beneficio, en tanto deriva de la mera liberalidad de la empresa, podrá ser modificado o eliminado de manera unilateral por la compañía cuando las ne</w:t>
+      </w:r>
+      <w:r>
+        <w:rPr>
+          <w:rFonts w:ascii="Calibri" w:eastAsia="Calibri" w:hAnsi="Calibri" w:cs="Calibri"/>
+          <w:sz w:val="23"/>
+          <w:szCs w:val="23"/>
+        </w:rPr>
+        <w:t>cesidades así lo ameriten, sin que por ello se entienda desmejora en las condiciones del trabajador.</w:t>
+      </w:r>
+    </w:p>
+    <w:p>
+      <w:pPr>
+        <w:spacing w:line="240" w:lineRule="auto"/>
+        <w:jc w:val="both"/>
+        <w:rPr>
+          <w:rFonts w:ascii="Calibri" w:eastAsia="Calibri" w:hAnsi="Calibri" w:cs="Calibri"/>
+          <w:sz w:val="23"/>
+          <w:szCs w:val="23"/>
+        </w:rPr>
+      </w:pPr>
+    </w:p>
+    <w:p>
+      <w:pPr>
+        <w:spacing w:line="240" w:lineRule="auto"/>
+        <w:jc w:val="both"/>
+        <w:rPr>
+          <w:rFonts w:ascii="Calibri" w:eastAsia="Calibri" w:hAnsi="Calibri" w:cs="Calibri"/>
+          <w:sz w:val="23"/>
+          <w:szCs w:val="23"/>
+        </w:rPr>
+      </w:pPr>
+      <w:r>
+        <w:rPr>
+          <w:rFonts w:ascii="Calibri" w:eastAsia="Calibri" w:hAnsi="Calibri" w:cs="Calibri"/>
+          <w:sz w:val="23"/>
+          <w:szCs w:val="23"/>
+        </w:rPr>
+        <w:t>Ratifico que, desde el primer pago recibido por concepto de auxilio de alimentación, este fue pactado como no salarial por las partes.</w:t>
+      </w:r>
+    </w:p>
+    <w:p>
+      <w:pPr>
+        <w:spacing w:line="240" w:lineRule="auto"/>
+        <w:jc w:val="both"/>
+        <w:rPr>
+          <w:rFonts w:ascii="Calibri" w:eastAsia="Calibri" w:hAnsi="Calibri" w:cs="Calibri"/>
+          <w:sz w:val="23"/>
+          <w:szCs w:val="23"/>
+        </w:rPr>
+      </w:pPr>
+    </w:p>
+    <w:p>
+      <w:pPr>
+        <w:spacing w:line="240" w:lineRule="auto"/>
+        <w:jc w:val="both"/>
+        <w:rPr>
+          <w:rFonts w:ascii="Calibri" w:eastAsia="Calibri" w:hAnsi="Calibri" w:cs="Calibri"/>
+          <w:sz w:val="23"/>
+          <w:szCs w:val="23"/>
+        </w:rPr>
+      </w:pPr>
+    </w:p>
+    <w:p>
+      <w:pPr>
+        <w:spacing w:line="240" w:lineRule="auto"/>
+        <w:jc w:val="both"/>
+        <w:rPr>
+          <w:rFonts w:ascii="Calibri" w:eastAsia="Calibri" w:hAnsi="Calibri" w:cs="Calibri"/>
+          <w:sz w:val="23"/>
+          <w:szCs w:val="23"/>
+        </w:rPr>
+      </w:pPr>
+      <w:r>
+        <w:rPr>
+          <w:rFonts w:ascii="Calibri" w:eastAsia="Calibri" w:hAnsi="Calibri" w:cs="Calibri"/>
+          <w:sz w:val="23"/>
+          <w:szCs w:val="23"/>
+        </w:rPr>
+        <w:t xml:space="preserve">En constancia se </w:t>
+      </w:r>
+      <w:r>
+        <w:rPr>
+          <w:rFonts w:ascii="Calibri" w:eastAsia="Calibri" w:hAnsi="Calibri" w:cs="Calibri"/>
+          <w:sz w:val="23"/>
+          <w:szCs w:val="23"/>
+        </w:rPr>
+        <w:t xml:space="preserve">firma en </w:t>
       </w:r>
       <w:r>
         <w:rPr>
@@ -570,7 +624,79 @@
           <w:sz w:val="21"/>
           <w:szCs w:val="21"/>
         </w:rPr>
-        <w:t>[[FechaLarga]]</w:t>
+        <w:t>[[</w:t>
+      </w:r>
+      <w:proofErr w:type="spellStart"/>
+      <w:r>
+        <w:rPr>
+          <w:rFonts w:ascii="Calibri" w:eastAsia="Calibri" w:hAnsi="Calibri" w:cs="Calibri"/>
+          <w:b/>
+          <w:bCs/>
+          <w:sz w:val="21"/>
+          <w:szCs w:val="21"/>
+        </w:rPr>
+        <w:t>Ciudad</w:t>
+      </w:r>
+      <w:r>
+        <w:rPr>
+          <w:rFonts w:ascii="Calibri" w:eastAsia="Calibri" w:hAnsi="Calibri" w:cs="Calibri"/>
+          <w:b/>
+          <w:bCs/>
+          <w:sz w:val="21"/>
+          <w:szCs w:val="21"/>
+        </w:rPr>
+        <w:t>Firma</w:t>
+      </w:r>
+      <w:proofErr w:type="spellEnd"/>
+      <w:r>
+        <w:rPr>
+          <w:rFonts w:ascii="Calibri" w:eastAsia="Calibri" w:hAnsi="Calibri" w:cs="Calibri"/>
+          <w:b/>
+          <w:bCs/>
+          <w:sz w:val="21"/>
+          <w:szCs w:val="21"/>
+        </w:rPr>
+        <w:t>]]</w:t>
+      </w:r>
+      <w:r>
+        <w:rPr>
+          <w:rFonts w:ascii="Calibri" w:eastAsia="Calibri" w:hAnsi="Calibri" w:cs="Calibri"/>
+          <w:sz w:val="23"/>
+          <w:szCs w:val="23"/>
+        </w:rPr>
+        <w:t xml:space="preserve"> a los </w:t>
+      </w:r>
+      <w:r>
+        <w:rPr>
+          <w:rFonts w:ascii="Calibri" w:eastAsia="Calibri" w:hAnsi="Calibri" w:cs="Calibri"/>
+          <w:b/>
+          <w:bCs/>
+          <w:sz w:val="21"/>
+          <w:szCs w:val="21"/>
+        </w:rPr>
+        <w:t>[[</w:t>
+      </w:r>
+      <w:proofErr w:type="spellStart"/>
+      <w:r>
+        <w:rPr>
+          <w:rFonts w:ascii="Calibri" w:eastAsia="Calibri" w:hAnsi="Calibri" w:cs="Calibri"/>
+          <w:b/>
+          <w:bCs/>
+          <w:sz w:val="21"/>
+          <w:szCs w:val="21"/>
+        </w:rPr>
+        <w:t>FechaLarga</w:t>
+      </w:r>
+      <w:proofErr w:type="spellEnd"/>
+      <w:r>
+        <w:rPr>
+          <w:rFonts w:ascii="Calibri" w:eastAsia="Calibri" w:hAnsi="Calibri" w:cs="Calibri"/>
+          <w:b/>
+          <w:bCs/>
+          <w:sz w:val="21"/>
+          <w:szCs w:val="21"/>
+        </w:rPr>
+        <w:t>]]</w:t>
       </w:r>
     </w:p>
     <w:p>
@@ -744,7 +870,16 @@
           <w:sz w:val="23"/>
           <w:szCs w:val="23"/>
         </w:rPr>
-        <w:t>C.C. No. 52.705.312</w:t>
+        <w:t>C.C. No. 52.</w:t>
+      </w:r>
+      <w:proofErr w:type="gramStart"/>
+      <w:r>
+        <w:rPr>
+          <w:rFonts w:ascii="Calibri" w:eastAsia="Calibri" w:hAnsi="Calibri" w:cs="Calibri"/>
+          <w:sz w:val="23"/>
+          <w:szCs w:val="23"/>
+        </w:rPr>
+        <w:t>705.312</w:t>
       </w:r>
       <w:r>
         <w:rPr>
@@ -783,9 +918,17 @@
           <w:rFonts w:ascii="Calibri" w:eastAsia="Calibri" w:hAnsi="Calibri" w:cs="Calibri"/>
           <w:sz w:val="23"/>
           <w:szCs w:val="23"/>
-          <w:highlight w:val="yellow"/>
-        </w:rPr>
-        <w:t xml:space="preserve">C.C No. </w:t>
+        </w:rPr>
+        <w:t>C.C</w:t>
+      </w:r>
+      <w:proofErr w:type="gramEnd"/>
+      <w:r>
+        <w:rPr>
+          <w:rFonts w:ascii="Calibri" w:eastAsia="Calibri" w:hAnsi="Calibri" w:cs="Calibri"/>
+          <w:sz w:val="23"/>
+          <w:szCs w:val="23"/>
+        </w:rPr>
+        <w:t xml:space="preserve"> No. </w:t>
       </w:r>
       <w:r>
         <w:rPr>
@@ -815,7 +958,7 @@
           <w:sz w:val="23"/>
           <w:szCs w:val="23"/>
         </w:rPr>
-        <w:t xml:space="preserve">Representante </w:t>
+        <w:t>Representante Legal</w:t>
       </w:r>
     </w:p>
     <w:p>

--- a/webapp/templates/word/Otro_Si_Alimentacion_10.docx
+++ b/webapp/templates/word/Otro_Si_Alimentacion_10.docx
@@ -1,6 +1,6 @@
 
 <file path=word/document.xml><?xml version="1.0" encoding="utf-8"?>
-<w:document xmlns:wpc="http://schemas.microsoft.com/office/word/2010/wordprocessingCanvas" xmlns:cx="http://schemas.microsoft.com/office/drawing/2014/chartex" xmlns:cx1="http://schemas.microsoft.com/office/drawing/2015/9/8/chartex" xmlns:cx2="http://schemas.microsoft.com/office/drawing/2015/10/21/chartex" xmlns:cx3="http://schemas.microsoft.com/office/drawing/2016/5/9/chartex" xmlns:cx4="http://schemas.microsoft.com/office/drawing/2016/5/10/chartex" xmlns:cx5="http://schemas.microsoft.com/office/drawing/2016/5/11/chartex" xmlns:cx6="http://schemas.microsoft.com/office/drawing/2016/5/12/chartex" xmlns:cx7="http://schemas.microsoft.com/office/drawing/2016/5/13/chartex" xmlns:cx8="http://schemas.microsoft.com/office/drawing/2016/5/14/chartex" xmlns:mc="http://schemas.openxmlformats.org/markup-compatibility/2006" xmlns:aink="http://schemas.microsoft.com/office/drawing/2016/ink" xmlns:am3d="http://schemas.microsoft.com/office/drawing/2017/model3d" xmlns:o="urn:schemas-microsoft-com:office:office" xmlns:r="http://schemas.openxmlformats.org/officeDocument/2006/relationships" xmlns:m="http://schemas.openxmlformats.org/officeDocument/2006/math" xmlns:v="urn:schemas-microsoft-com:vml" xmlns:wp14="http://schemas.microsoft.com/office/word/2010/wordprocessingDrawing" xmlns:wp="http://schemas.openxmlformats.org/drawingml/2006/wordprocessingDrawing" xmlns:w10="urn:schemas-microsoft-com:office:word" xmlns:w="http://schemas.openxmlformats.org/wordprocessingml/2006/main" xmlns:w14="http://schemas.microsoft.com/office/word/2010/wordml" xmlns:w15="http://schemas.microsoft.com/office/word/2012/wordml" xmlns:w16cex="http://schemas.microsoft.com/office/word/2018/wordml/cex" xmlns:w16cid="http://schemas.microsoft.com/office/word/2016/wordml/cid" xmlns:w16="http://schemas.microsoft.com/office/word/2018/wordml" xmlns:w16sdtdh="http://schemas.microsoft.com/office/word/2020/wordml/sdtdatahash" xmlns:w16se="http://schemas.microsoft.com/office/word/2015/wordml/symex" xmlns:wpg="http://schemas.microsoft.com/office/word/2010/wordprocessingGroup" xmlns:wpi="http://schemas.microsoft.com/office/word/2010/wordprocessingInk" xmlns:wne="http://schemas.microsoft.com/office/word/2006/wordml" xmlns:wps="http://schemas.microsoft.com/office/word/2010/wordprocessingShape" mc:Ignorable="w14 w15 w16se w16cid w16 w16cex w16sdtdh wp14">
+<w:document xmlns:wpc="http://schemas.microsoft.com/office/word/2010/wordprocessingCanvas" xmlns:cx="http://schemas.microsoft.com/office/drawing/2014/chartex" xmlns:cx1="http://schemas.microsoft.com/office/drawing/2015/9/8/chartex" xmlns:cx2="http://schemas.microsoft.com/office/drawing/2015/10/21/chartex" xmlns:cx3="http://schemas.microsoft.com/office/drawing/2016/5/9/chartex" xmlns:cx4="http://schemas.microsoft.com/office/drawing/2016/5/10/chartex" xmlns:cx5="http://schemas.microsoft.com/office/drawing/2016/5/11/chartex" xmlns:cx6="http://schemas.microsoft.com/office/drawing/2016/5/12/chartex" xmlns:cx7="http://schemas.microsoft.com/office/drawing/2016/5/13/chartex" xmlns:cx8="http://schemas.microsoft.com/office/drawing/2016/5/14/chartex" xmlns:mc="http://schemas.openxmlformats.org/markup-compatibility/2006" xmlns:aink="http://schemas.microsoft.com/office/drawing/2016/ink" xmlns:am3d="http://schemas.microsoft.com/office/drawing/2017/model3d" xmlns:o="urn:schemas-microsoft-com:office:office" xmlns:r="http://schemas.openxmlformats.org/officeDocument/2006/relationships" xmlns:m="http://schemas.openxmlformats.org/officeDocument/2006/math" xmlns:v="urn:schemas-microsoft-com:vml" xmlns:wp14="http://schemas.microsoft.com/office/word/2010/wordprocessingDrawing" xmlns:wp="http://schemas.openxmlformats.org/drawingml/2006/wordprocessingDrawing" xmlns:w10="urn:schemas-microsoft-com:office:word" xmlns:w="http://schemas.openxmlformats.org/wordprocessingml/2006/main" xmlns:w14="http://schemas.microsoft.com/office/word/2010/wordml" xmlns:w15="http://schemas.microsoft.com/office/word/2012/wordml" xmlns:w16cid="http://schemas.microsoft.com/office/word/2016/wordml/cid" xmlns:w16se="http://schemas.microsoft.com/office/word/2015/wordml/symex" xmlns:wpg="http://schemas.microsoft.com/office/word/2010/wordprocessingGroup" xmlns:wpi="http://schemas.microsoft.com/office/word/2010/wordprocessingInk" xmlns:wne="http://schemas.microsoft.com/office/word/2006/wordml" xmlns:wps="http://schemas.microsoft.com/office/word/2010/wordprocessingShape" mc:Ignorable="w14 w15 w16se w16cid wp14">
   <w:body>
     <w:p>
       <w:pPr>
@@ -261,15 +261,7 @@
           <w:sz w:val="23"/>
           <w:szCs w:val="23"/>
         </w:rPr>
-        <w:t xml:space="preserve"> con el fin de suscribir un acuerdo provisto de las siguientes c</w:t>
-      </w:r>
-      <w:r>
-        <w:rPr>
-          <w:rFonts w:ascii="Calibri" w:eastAsia="Calibri" w:hAnsi="Calibri" w:cs="Calibri"/>
-          <w:sz w:val="23"/>
-          <w:szCs w:val="23"/>
-        </w:rPr>
-        <w:t>láusulas:</w:t>
+        <w:t xml:space="preserve"> con el fin de suscribir un acuerdo provisto de las siguientes cláusulas:</w:t>
       </w:r>
     </w:p>
     <w:p>
@@ -348,82 +340,10 @@
           <w:b/>
           <w:bCs/>
         </w:rPr>
-        <w:t>[[</w:t>
-      </w:r>
-      <w:proofErr w:type="spellStart"/>
-      <w:r>
-        <w:rPr>
-          <w:rFonts w:ascii="Calibri" w:eastAsia="Calibri" w:hAnsi="Calibri" w:cs="Calibri"/>
-          <w:b/>
-          <w:bCs/>
-        </w:rPr>
-        <w:t>SalarioLetras</w:t>
-      </w:r>
-      <w:proofErr w:type="spellEnd"/>
-      <w:r>
-        <w:rPr>
-          <w:rFonts w:ascii="Calibri" w:eastAsia="Calibri" w:hAnsi="Calibri" w:cs="Calibri"/>
-          <w:b/>
-          <w:bCs/>
-        </w:rPr>
-        <w:t>]]</w:t>
-      </w:r>
-      <w:r>
-        <w:rPr>
-          <w:rFonts w:ascii="Calibri" w:eastAsia="Calibri" w:hAnsi="Calibri" w:cs="Calibri"/>
-          <w:b/>
-          <w:bCs/>
-        </w:rPr>
-        <w:t xml:space="preserve"> MCTE</w:t>
-      </w:r>
-      <w:r>
-        <w:rPr>
-          <w:rFonts w:ascii="Calibri" w:eastAsia="Calibri" w:hAnsi="Calibri" w:cs="Calibri"/>
-          <w:b/>
-          <w:bCs/>
-        </w:rPr>
-        <w:t>.</w:t>
-      </w:r>
-      <w:r>
-        <w:rPr>
-          <w:rFonts w:ascii="Calibri" w:eastAsia="Calibri" w:hAnsi="Calibri" w:cs="Calibri"/>
-          <w:b/>
-          <w:bCs/>
-        </w:rPr>
-        <w:t xml:space="preserve"> </w:t>
-      </w:r>
-      <w:r>
-        <w:rPr>
-          <w:rFonts w:ascii="Calibri" w:eastAsia="Calibri" w:hAnsi="Calibri" w:cs="Calibri"/>
-          <w:b/>
-          <w:bCs/>
-        </w:rPr>
-        <w:t>(</w:t>
-      </w:r>
-      <w:r>
-        <w:rPr>
-          <w:rFonts w:ascii="Calibri" w:eastAsia="Calibri" w:hAnsi="Calibri" w:cs="Calibri"/>
-          <w:b/>
-          <w:bCs/>
-        </w:rPr>
-        <w:t>[[Salario]]</w:t>
-      </w:r>
-      <w:r>
-        <w:rPr>
-          <w:rFonts w:ascii="Calibri" w:eastAsia="Calibri" w:hAnsi="Calibri" w:cs="Calibri"/>
-          <w:b/>
-          <w:bCs/>
-        </w:rPr>
-        <w:t>)</w:t>
-      </w:r>
-      <w:r>
-        <w:rPr>
-          <w:rFonts w:ascii="Calibri" w:eastAsia="Calibri" w:hAnsi="Calibri" w:cs="Calibri"/>
-          <w:b/>
-          <w:bCs/>
-        </w:rPr>
-        <w:t xml:space="preserve"> </w:t>
-      </w:r>
+        <w:t xml:space="preserve">DIEZ MIL PESOS 00/100 MCTE. ($10.000,00) </w:t>
+      </w:r>
+      <w:bookmarkStart w:id="0" w:name="_GoBack"/>
+      <w:bookmarkEnd w:id="0"/>
       <w:r>
         <w:rPr>
           <w:rFonts w:ascii="Calibri" w:eastAsia="Calibri" w:hAnsi="Calibri" w:cs="Calibri"/>
@@ -471,23 +391,7 @@
           <w:sz w:val="23"/>
           <w:szCs w:val="23"/>
         </w:rPr>
-        <w:t xml:space="preserve"> Las partes convienen y así lo hacen constar</w:t>
-      </w:r>
-      <w:r>
-        <w:rPr>
-          <w:rFonts w:ascii="Calibri" w:eastAsia="Calibri" w:hAnsi="Calibri" w:cs="Calibri"/>
-          <w:sz w:val="23"/>
-          <w:szCs w:val="23"/>
-        </w:rPr>
-        <w:t xml:space="preserve"> que el beneficio extralegal que mediante este acuerdo se otorga, en tanto constituye un subsidio de alimentación que no tiene por finalidad retribuir de manera directa el servicio, no constituye salario para ningún efecto legal conforme a lo estipulado en</w:t>
-      </w:r>
-      <w:r>
-        <w:rPr>
-          <w:rFonts w:ascii="Calibri" w:eastAsia="Calibri" w:hAnsi="Calibri" w:cs="Calibri"/>
-          <w:sz w:val="23"/>
-          <w:szCs w:val="23"/>
-        </w:rPr>
-        <w:t xml:space="preserve"> el artículo 15 de la Ley 50 de 1990. </w:t>
+        <w:t xml:space="preserve"> Las partes convienen y así lo hacen constar que el beneficio extralegal que mediante este acuerdo se otorga, en tanto constituye un subsidio de alimentación que no tiene por finalidad retribuir de manera directa el servicio, no constituye salario para ningún efecto legal conforme a lo estipulado en el artículo 15 de la Ley 50 de 1990. </w:t>
       </w:r>
     </w:p>
     <w:p>
@@ -527,15 +431,7 @@
           <w:sz w:val="23"/>
           <w:szCs w:val="23"/>
         </w:rPr>
-        <w:t xml:space="preserve"> Las partes declaran y así lo hacen constar que el presente beneficio, en tanto deriva de la mera liberalidad de la empresa, podrá ser modificado o eliminado de manera unilateral por la compañía cuando las ne</w:t>
-      </w:r>
-      <w:r>
-        <w:rPr>
-          <w:rFonts w:ascii="Calibri" w:eastAsia="Calibri" w:hAnsi="Calibri" w:cs="Calibri"/>
-          <w:sz w:val="23"/>
-          <w:szCs w:val="23"/>
-        </w:rPr>
-        <w:t>cesidades así lo ameriten, sin que por ello se entienda desmejora en las condiciones del trabajador.</w:t>
+        <w:t xml:space="preserve"> Las partes declaran y así lo hacen constar que el presente beneficio, en tanto deriva de la mera liberalidad de la empresa, podrá ser modificado o eliminado de manera unilateral por la compañía cuando las necesidades así lo ameriten, sin que por ello se entienda desmejora en las condiciones del trabajador.</w:t>
       </w:r>
     </w:p>
     <w:p>
@@ -606,15 +502,7 @@
           <w:sz w:val="23"/>
           <w:szCs w:val="23"/>
         </w:rPr>
-        <w:t xml:space="preserve">En constancia se </w:t>
-      </w:r>
-      <w:r>
-        <w:rPr>
-          <w:rFonts w:ascii="Calibri" w:eastAsia="Calibri" w:hAnsi="Calibri" w:cs="Calibri"/>
-          <w:sz w:val="23"/>
-          <w:szCs w:val="23"/>
-        </w:rPr>
-        <w:t xml:space="preserve">firma en </w:t>
+        <w:t xml:space="preserve">En constancia se firma en </w:t>
       </w:r>
       <w:r>
         <w:rPr>
@@ -912,13 +800,6 @@
           <w:szCs w:val="23"/>
         </w:rPr>
         <w:tab/>
-      </w:r>
-      <w:r>
-        <w:rPr>
-          <w:rFonts w:ascii="Calibri" w:eastAsia="Calibri" w:hAnsi="Calibri" w:cs="Calibri"/>
-          <w:sz w:val="23"/>
-          <w:szCs w:val="23"/>
-        </w:rPr>
         <w:t>C.C</w:t>
       </w:r>
       <w:proofErr w:type="gramEnd"/>
@@ -979,7 +860,7 @@
 </file>
 
 <file path=word/styles.xml><?xml version="1.0" encoding="utf-8"?>
-<w:styles xmlns:mc="http://schemas.openxmlformats.org/markup-compatibility/2006" xmlns:r="http://schemas.openxmlformats.org/officeDocument/2006/relationships" xmlns:w="http://schemas.openxmlformats.org/wordprocessingml/2006/main" xmlns:w14="http://schemas.microsoft.com/office/word/2010/wordml" xmlns:w15="http://schemas.microsoft.com/office/word/2012/wordml" xmlns:w16cex="http://schemas.microsoft.com/office/word/2018/wordml/cex" xmlns:w16cid="http://schemas.microsoft.com/office/word/2016/wordml/cid" xmlns:w16="http://schemas.microsoft.com/office/word/2018/wordml" xmlns:w16sdtdh="http://schemas.microsoft.com/office/word/2020/wordml/sdtdatahash" xmlns:w16se="http://schemas.microsoft.com/office/word/2015/wordml/symex" mc:Ignorable="w14 w15 w16se w16cid w16 w16cex w16sdtdh">
+<w:styles xmlns:mc="http://schemas.openxmlformats.org/markup-compatibility/2006" xmlns:r="http://schemas.openxmlformats.org/officeDocument/2006/relationships" xmlns:w="http://schemas.openxmlformats.org/wordprocessingml/2006/main" xmlns:w14="http://schemas.microsoft.com/office/word/2010/wordml" xmlns:w15="http://schemas.microsoft.com/office/word/2012/wordml" xmlns:w16cid="http://schemas.microsoft.com/office/word/2016/wordml/cid" xmlns:w16se="http://schemas.microsoft.com/office/word/2015/wordml/symex" mc:Ignorable="w14 w15 w16se w16cid">
   <w:docDefaults>
     <w:rPrDefault>
       <w:rPr>
@@ -995,7 +876,7 @@
       </w:pPr>
     </w:pPrDefault>
   </w:docDefaults>
-  <w:latentStyles w:defLockedState="0" w:defUIPriority="99" w:defSemiHidden="0" w:defUnhideWhenUsed="0" w:defQFormat="0" w:count="376">
+  <w:latentStyles w:defLockedState="0" w:defUIPriority="99" w:defSemiHidden="0" w:defUnhideWhenUsed="0" w:defQFormat="0" w:count="375">
     <w:lsdException w:name="Normal" w:uiPriority="0" w:qFormat="1"/>
     <w:lsdException w:name="heading 1" w:uiPriority="9" w:qFormat="1"/>
     <w:lsdException w:name="heading 2" w:semiHidden="1" w:uiPriority="9" w:unhideWhenUsed="1" w:qFormat="1"/>
@@ -1371,7 +1252,6 @@
     <w:lsdException w:name="Smart Hyperlink" w:semiHidden="1" w:unhideWhenUsed="1"/>
     <w:lsdException w:name="Hashtag" w:semiHidden="1" w:unhideWhenUsed="1"/>
     <w:lsdException w:name="Unresolved Mention" w:semiHidden="1" w:unhideWhenUsed="1"/>
-    <w:lsdException w:name="Smart Link" w:semiHidden="1" w:unhideWhenUsed="1"/>
   </w:latentStyles>
   <w:style w:type="paragraph" w:default="1" w:styleId="Normal">
     <w:name w:val="Normal"/>

--- a/webapp/templates/word/Otro_Si_Alimentacion_10.docx
+++ b/webapp/templates/word/Otro_Si_Alimentacion_10.docx
@@ -1,6 +1,6 @@
 
 <file path=word/document.xml><?xml version="1.0" encoding="utf-8"?>
-<w:document xmlns:wpc="http://schemas.microsoft.com/office/word/2010/wordprocessingCanvas" xmlns:cx="http://schemas.microsoft.com/office/drawing/2014/chartex" xmlns:cx1="http://schemas.microsoft.com/office/drawing/2015/9/8/chartex" xmlns:cx2="http://schemas.microsoft.com/office/drawing/2015/10/21/chartex" xmlns:cx3="http://schemas.microsoft.com/office/drawing/2016/5/9/chartex" xmlns:cx4="http://schemas.microsoft.com/office/drawing/2016/5/10/chartex" xmlns:cx5="http://schemas.microsoft.com/office/drawing/2016/5/11/chartex" xmlns:cx6="http://schemas.microsoft.com/office/drawing/2016/5/12/chartex" xmlns:cx7="http://schemas.microsoft.com/office/drawing/2016/5/13/chartex" xmlns:cx8="http://schemas.microsoft.com/office/drawing/2016/5/14/chartex" xmlns:mc="http://schemas.openxmlformats.org/markup-compatibility/2006" xmlns:aink="http://schemas.microsoft.com/office/drawing/2016/ink" xmlns:am3d="http://schemas.microsoft.com/office/drawing/2017/model3d" xmlns:o="urn:schemas-microsoft-com:office:office" xmlns:r="http://schemas.openxmlformats.org/officeDocument/2006/relationships" xmlns:m="http://schemas.openxmlformats.org/officeDocument/2006/math" xmlns:v="urn:schemas-microsoft-com:vml" xmlns:wp14="http://schemas.microsoft.com/office/word/2010/wordprocessingDrawing" xmlns:wp="http://schemas.openxmlformats.org/drawingml/2006/wordprocessingDrawing" xmlns:w10="urn:schemas-microsoft-com:office:word" xmlns:w="http://schemas.openxmlformats.org/wordprocessingml/2006/main" xmlns:w14="http://schemas.microsoft.com/office/word/2010/wordml" xmlns:w15="http://schemas.microsoft.com/office/word/2012/wordml" xmlns:w16cid="http://schemas.microsoft.com/office/word/2016/wordml/cid" xmlns:w16se="http://schemas.microsoft.com/office/word/2015/wordml/symex" xmlns:wpg="http://schemas.microsoft.com/office/word/2010/wordprocessingGroup" xmlns:wpi="http://schemas.microsoft.com/office/word/2010/wordprocessingInk" xmlns:wne="http://schemas.microsoft.com/office/word/2006/wordml" xmlns:wps="http://schemas.microsoft.com/office/word/2010/wordprocessingShape" mc:Ignorable="w14 w15 w16se w16cid wp14">
+<w:document xmlns:wpc="http://schemas.microsoft.com/office/word/2010/wordprocessingCanvas" xmlns:cx="http://schemas.microsoft.com/office/drawing/2014/chartex" xmlns:cx1="http://schemas.microsoft.com/office/drawing/2015/9/8/chartex" xmlns:cx2="http://schemas.microsoft.com/office/drawing/2015/10/21/chartex" xmlns:cx3="http://schemas.microsoft.com/office/drawing/2016/5/9/chartex" xmlns:cx4="http://schemas.microsoft.com/office/drawing/2016/5/10/chartex" xmlns:cx5="http://schemas.microsoft.com/office/drawing/2016/5/11/chartex" xmlns:cx6="http://schemas.microsoft.com/office/drawing/2016/5/12/chartex" xmlns:cx7="http://schemas.microsoft.com/office/drawing/2016/5/13/chartex" xmlns:cx8="http://schemas.microsoft.com/office/drawing/2016/5/14/chartex" xmlns:mc="http://schemas.openxmlformats.org/markup-compatibility/2006" xmlns:aink="http://schemas.microsoft.com/office/drawing/2016/ink" xmlns:am3d="http://schemas.microsoft.com/office/drawing/2017/model3d" xmlns:o="urn:schemas-microsoft-com:office:office" xmlns:r="http://schemas.openxmlformats.org/officeDocument/2006/relationships" xmlns:m="http://schemas.openxmlformats.org/officeDocument/2006/math" xmlns:v="urn:schemas-microsoft-com:vml" xmlns:wp14="http://schemas.microsoft.com/office/word/2010/wordprocessingDrawing" xmlns:wp="http://schemas.openxmlformats.org/drawingml/2006/wordprocessingDrawing" xmlns:w10="urn:schemas-microsoft-com:office:word" xmlns:w="http://schemas.openxmlformats.org/wordprocessingml/2006/main" xmlns:w14="http://schemas.microsoft.com/office/word/2010/wordml" xmlns:w15="http://schemas.microsoft.com/office/word/2012/wordml" xmlns:w16cex="http://schemas.microsoft.com/office/word/2018/wordml/cex" xmlns:w16cid="http://schemas.microsoft.com/office/word/2016/wordml/cid" xmlns:w16="http://schemas.microsoft.com/office/word/2018/wordml" xmlns:w16sdtdh="http://schemas.microsoft.com/office/word/2020/wordml/sdtdatahash" xmlns:w16se="http://schemas.microsoft.com/office/word/2015/wordml/symex" xmlns:wpg="http://schemas.microsoft.com/office/word/2010/wordprocessingGroup" xmlns:wpi="http://schemas.microsoft.com/office/word/2010/wordprocessingInk" xmlns:wne="http://schemas.microsoft.com/office/word/2006/wordml" xmlns:wps="http://schemas.microsoft.com/office/word/2010/wordprocessingShape" mc:Ignorable="w14 w15 w16se w16cid w16 w16cex w16sdtdh wp14">
   <w:body>
     <w:p>
       <w:pPr>
@@ -66,52 +66,60 @@
       <w:r>
         <w:rPr>
           <w:rFonts w:ascii="Calibri" w:eastAsia="Calibri" w:hAnsi="Calibri" w:cs="Calibri"/>
-          <w:b/>
-          <w:bCs/>
           <w:sz w:val="21"/>
           <w:szCs w:val="21"/>
         </w:rPr>
-        <w:t>[[</w:t>
-      </w:r>
-      <w:proofErr w:type="spellStart"/>
-      <w:r>
-        <w:rPr>
-          <w:rFonts w:ascii="Calibri" w:eastAsia="Calibri" w:hAnsi="Calibri" w:cs="Calibri"/>
-          <w:b/>
-          <w:bCs/>
+        <w:t>[[Ciudad</w:t>
+      </w:r>
+      <w:r>
+        <w:rPr>
+          <w:rFonts w:ascii="Calibri" w:eastAsia="Calibri" w:hAnsi="Calibri" w:cs="Calibri"/>
           <w:sz w:val="21"/>
           <w:szCs w:val="21"/>
         </w:rPr>
-        <w:t>Ciudad</w:t>
-      </w:r>
-      <w:r>
-        <w:rPr>
-          <w:rFonts w:ascii="Calibri" w:eastAsia="Calibri" w:hAnsi="Calibri" w:cs="Calibri"/>
-          <w:b/>
-          <w:bCs/>
+        <w:t>Firma</w:t>
+      </w:r>
+      <w:r>
+        <w:rPr>
+          <w:rFonts w:ascii="Calibri" w:eastAsia="Calibri" w:hAnsi="Calibri" w:cs="Calibri"/>
           <w:sz w:val="21"/>
           <w:szCs w:val="21"/>
         </w:rPr>
-        <w:t>Firma</w:t>
-      </w:r>
-      <w:proofErr w:type="spellEnd"/>
-      <w:r>
-        <w:rPr>
-          <w:rFonts w:ascii="Calibri" w:eastAsia="Calibri" w:hAnsi="Calibri" w:cs="Calibri"/>
-          <w:b/>
-          <w:bCs/>
+        <w:t>]]</w:t>
+      </w:r>
+      <w:r>
+        <w:rPr>
+          <w:rFonts w:ascii="Calibri" w:eastAsia="Calibri" w:hAnsi="Calibri" w:cs="Calibri"/>
+          <w:sz w:val="23"/>
+          <w:szCs w:val="23"/>
+        </w:rPr>
+        <w:t xml:space="preserve"> a los </w:t>
+      </w:r>
+      <w:r>
+        <w:rPr>
+          <w:rFonts w:ascii="Calibri" w:eastAsia="Calibri" w:hAnsi="Calibri" w:cs="Calibri"/>
           <w:sz w:val="21"/>
           <w:szCs w:val="21"/>
         </w:rPr>
-        <w:t>]]</w:t>
-      </w:r>
-      <w:r>
-        <w:rPr>
-          <w:rFonts w:ascii="Calibri" w:eastAsia="Calibri" w:hAnsi="Calibri" w:cs="Calibri"/>
-          <w:sz w:val="23"/>
-          <w:szCs w:val="23"/>
-        </w:rPr>
-        <w:t xml:space="preserve"> a los </w:t>
+        <w:t>[[FechaLarga]]</w:t>
+      </w:r>
+      <w:r>
+        <w:rPr>
+          <w:rFonts w:ascii="Calibri" w:eastAsia="Calibri" w:hAnsi="Calibri" w:cs="Calibri"/>
+          <w:sz w:val="23"/>
+          <w:szCs w:val="23"/>
+        </w:rPr>
+        <w:t>, se reunieron por una parte</w:t>
+      </w:r>
+      <w:r>
+        <w:rPr>
+          <w:rFonts w:ascii="Calibri" w:eastAsia="Calibri" w:hAnsi="Calibri" w:cs="Calibri"/>
+          <w:b/>
+          <w:bCs/>
+          <w:sz w:val="23"/>
+          <w:szCs w:val="23"/>
+        </w:rPr>
+        <w:t xml:space="preserve"> </w:t>
       </w:r>
       <w:r>
         <w:rPr>
@@ -121,9 +129,26 @@
           <w:sz w:val="21"/>
           <w:szCs w:val="21"/>
         </w:rPr>
-        <w:t>[[</w:t>
-      </w:r>
-      <w:proofErr w:type="spellStart"/>
+        <w:t xml:space="preserve">[[Nombre]] </w:t>
+      </w:r>
+      <w:r>
+        <w:rPr>
+          <w:rFonts w:ascii="Calibri" w:eastAsia="Calibri" w:hAnsi="Calibri" w:cs="Calibri"/>
+          <w:sz w:val="23"/>
+          <w:szCs w:val="23"/>
+        </w:rPr>
+        <w:t xml:space="preserve">identificado(a) con </w:t>
+      </w:r>
+      <w:r>
+        <w:rPr>
+          <w:rFonts w:ascii="Calibri" w:eastAsia="Calibri" w:hAnsi="Calibri" w:cs="Calibri"/>
+          <w:b/>
+          <w:bCs/>
+          <w:sz w:val="23"/>
+          <w:szCs w:val="23"/>
+        </w:rPr>
+        <w:t xml:space="preserve">C.C </w:t>
+      </w:r>
       <w:r>
         <w:rPr>
           <w:rFonts w:ascii="Calibri" w:eastAsia="Calibri" w:hAnsi="Calibri" w:cs="Calibri"/>
@@ -132,459 +157,348 @@
           <w:sz w:val="21"/>
           <w:szCs w:val="21"/>
         </w:rPr>
-        <w:t>FechaLarga</w:t>
-      </w:r>
-      <w:proofErr w:type="spellEnd"/>
-      <w:r>
-        <w:rPr>
-          <w:rFonts w:ascii="Calibri" w:eastAsia="Calibri" w:hAnsi="Calibri" w:cs="Calibri"/>
-          <w:b/>
-          <w:bCs/>
+        <w:t xml:space="preserve">[[Cedula]] </w:t>
+      </w:r>
+      <w:r>
+        <w:rPr>
+          <w:rFonts w:ascii="Calibri" w:eastAsia="Calibri" w:hAnsi="Calibri" w:cs="Calibri"/>
+          <w:sz w:val="23"/>
+          <w:szCs w:val="23"/>
+        </w:rPr>
+        <w:t xml:space="preserve">como aparece al pie de su firma y quien actúa en su propio nombre y por la otra, </w:t>
+      </w:r>
+      <w:r>
+        <w:rPr>
+          <w:rFonts w:ascii="Calibri" w:eastAsia="Calibri" w:hAnsi="Calibri" w:cs="Calibri"/>
+          <w:b/>
+          <w:bCs/>
+          <w:sz w:val="23"/>
+          <w:szCs w:val="23"/>
+        </w:rPr>
+        <w:t>LAURA CRISTINA CERÓN MUÑOZ</w:t>
+      </w:r>
+      <w:r>
+        <w:rPr>
+          <w:rFonts w:ascii="Calibri" w:eastAsia="Calibri" w:hAnsi="Calibri" w:cs="Calibri"/>
+          <w:sz w:val="23"/>
+          <w:szCs w:val="23"/>
+        </w:rPr>
+        <w:t xml:space="preserve"> identificada con la </w:t>
+      </w:r>
+      <w:r>
+        <w:rPr>
+          <w:rFonts w:ascii="Calibri" w:eastAsia="Calibri" w:hAnsi="Calibri" w:cs="Calibri"/>
+          <w:b/>
+          <w:bCs/>
+          <w:sz w:val="23"/>
+          <w:szCs w:val="23"/>
+        </w:rPr>
+        <w:t>CC No. 52.705.312</w:t>
+      </w:r>
+      <w:r>
+        <w:rPr>
+          <w:rFonts w:ascii="Calibri" w:eastAsia="Calibri" w:hAnsi="Calibri" w:cs="Calibri"/>
+          <w:sz w:val="23"/>
+          <w:szCs w:val="23"/>
+        </w:rPr>
+        <w:t xml:space="preserve"> y quien actúa en representación de </w:t>
+      </w:r>
+      <w:r>
+        <w:rPr>
+          <w:rFonts w:ascii="Calibri" w:eastAsia="Calibri" w:hAnsi="Calibri" w:cs="Calibri"/>
+          <w:b/>
+          <w:bCs/>
+          <w:sz w:val="23"/>
+          <w:szCs w:val="23"/>
+        </w:rPr>
+        <w:t>DIACO S.A.,</w:t>
+      </w:r>
+      <w:r>
+        <w:rPr>
+          <w:rFonts w:ascii="Calibri" w:eastAsia="Calibri" w:hAnsi="Calibri" w:cs="Calibri"/>
+          <w:sz w:val="23"/>
+          <w:szCs w:val="23"/>
+        </w:rPr>
+        <w:t xml:space="preserve"> con el fin de suscribir un acuerdo provisto de las siguientes cláusulas:</w:t>
+      </w:r>
+    </w:p>
+    <w:p>
+      <w:pPr>
+        <w:spacing w:line="240" w:lineRule="auto"/>
+        <w:jc w:val="both"/>
+        <w:rPr>
+          <w:rFonts w:ascii="Calibri" w:eastAsia="Calibri" w:hAnsi="Calibri" w:cs="Calibri"/>
+          <w:sz w:val="23"/>
+          <w:szCs w:val="23"/>
+        </w:rPr>
+      </w:pPr>
+    </w:p>
+    <w:p>
+      <w:pPr>
+        <w:spacing w:line="240" w:lineRule="auto"/>
+        <w:jc w:val="both"/>
+        <w:rPr>
+          <w:rFonts w:ascii="Calibri" w:eastAsia="Calibri" w:hAnsi="Calibri" w:cs="Calibri"/>
+          <w:sz w:val="23"/>
+          <w:szCs w:val="23"/>
+        </w:rPr>
+      </w:pPr>
+      <w:r>
+        <w:rPr>
+          <w:rFonts w:ascii="Calibri" w:eastAsia="Calibri" w:hAnsi="Calibri" w:cs="Calibri"/>
+          <w:b/>
+          <w:bCs/>
+          <w:sz w:val="23"/>
+          <w:szCs w:val="23"/>
+        </w:rPr>
+        <w:t>PRIMERA:</w:t>
+      </w:r>
+      <w:r>
+        <w:rPr>
+          <w:rFonts w:ascii="Calibri" w:eastAsia="Calibri" w:hAnsi="Calibri" w:cs="Calibri"/>
+          <w:sz w:val="23"/>
+          <w:szCs w:val="23"/>
+        </w:rPr>
+        <w:t xml:space="preserve"> El empleador de mera liberalidad y como parte de su política de bienestar otorga al trabajador un   auxilio de alimentación. </w:t>
+      </w:r>
+    </w:p>
+    <w:p>
+      <w:pPr>
+        <w:spacing w:line="240" w:lineRule="auto"/>
+        <w:jc w:val="both"/>
+        <w:rPr>
+          <w:rFonts w:ascii="Calibri" w:eastAsia="Calibri" w:hAnsi="Calibri" w:cs="Calibri"/>
+          <w:sz w:val="23"/>
+          <w:szCs w:val="23"/>
+        </w:rPr>
+      </w:pPr>
+    </w:p>
+    <w:p>
+      <w:pPr>
+        <w:spacing w:line="240" w:lineRule="auto"/>
+        <w:jc w:val="both"/>
+        <w:rPr>
+          <w:rFonts w:ascii="Calibri" w:eastAsia="Calibri" w:hAnsi="Calibri" w:cs="Calibri"/>
+          <w:b/>
+          <w:bCs/>
+          <w:lang w:val="es-AR"/>
+        </w:rPr>
+      </w:pPr>
+      <w:r>
+        <w:rPr>
+          <w:rFonts w:ascii="Calibri" w:eastAsia="Calibri" w:hAnsi="Calibri" w:cs="Calibri"/>
+          <w:sz w:val="23"/>
+          <w:szCs w:val="23"/>
+        </w:rPr>
+        <w:t xml:space="preserve">Con esta finalidad, las partes han convenido que por cada día laborado el trabajador recibe un valor de </w:t>
+      </w:r>
+      <w:r>
+        <w:rPr>
+          <w:rFonts w:ascii="Calibri" w:eastAsia="Calibri" w:hAnsi="Calibri" w:cs="Calibri"/>
+          <w:b/>
+          <w:bCs/>
+        </w:rPr>
+        <w:t xml:space="preserve">DIEZ MIL PESOS 00/100 MCTE. ($10.000,00) </w:t>
+      </w:r>
+      <w:r>
+        <w:rPr>
+          <w:rFonts w:ascii="Calibri" w:eastAsia="Calibri" w:hAnsi="Calibri" w:cs="Calibri"/>
+          <w:sz w:val="23"/>
+          <w:szCs w:val="23"/>
+        </w:rPr>
+        <w:t xml:space="preserve">por día trabajado, por medio de una tarjeta recargable con la cual podrá acceder a comprar alimentos en los establecimientos que tengan y acepten el convenio con la entidad expendedora de las tarjetas. </w:t>
+      </w:r>
+    </w:p>
+    <w:p>
+      <w:pPr>
+        <w:spacing w:line="240" w:lineRule="auto"/>
+        <w:jc w:val="both"/>
+        <w:rPr>
+          <w:rFonts w:ascii="Calibri" w:eastAsia="Calibri" w:hAnsi="Calibri" w:cs="Calibri"/>
+          <w:color w:val="FF0000"/>
+          <w:sz w:val="23"/>
+          <w:szCs w:val="23"/>
+        </w:rPr>
+      </w:pPr>
+    </w:p>
+    <w:p>
+      <w:pPr>
+        <w:spacing w:line="240" w:lineRule="auto"/>
+        <w:jc w:val="both"/>
+        <w:rPr>
+          <w:rFonts w:ascii="Calibri" w:eastAsia="Calibri" w:hAnsi="Calibri" w:cs="Calibri"/>
+          <w:sz w:val="23"/>
+          <w:szCs w:val="23"/>
+        </w:rPr>
+      </w:pPr>
+      <w:r>
+        <w:rPr>
+          <w:rFonts w:ascii="Calibri" w:eastAsia="Calibri" w:hAnsi="Calibri" w:cs="Calibri"/>
+          <w:b/>
+          <w:bCs/>
+          <w:sz w:val="23"/>
+          <w:szCs w:val="23"/>
+        </w:rPr>
+        <w:t>SEGUNDA:</w:t>
+      </w:r>
+      <w:r>
+        <w:rPr>
+          <w:rFonts w:ascii="Calibri" w:eastAsia="Calibri" w:hAnsi="Calibri" w:cs="Calibri"/>
+          <w:sz w:val="23"/>
+          <w:szCs w:val="23"/>
+        </w:rPr>
+        <w:t xml:space="preserve"> Las partes convienen y así lo hacen constar que el beneficio extralegal que mediante este acuerdo se otorga, en tanto constituye un subsidio de alimentación que no tiene por finalidad retribuir de manera directa el servicio, no constituye salario para ningún efecto legal conforme a lo estipulado en el artículo 15 de la Ley 50 de 1990. </w:t>
+      </w:r>
+    </w:p>
+    <w:p>
+      <w:pPr>
+        <w:spacing w:line="240" w:lineRule="auto"/>
+        <w:jc w:val="both"/>
+        <w:rPr>
+          <w:rFonts w:ascii="Calibri" w:eastAsia="Calibri" w:hAnsi="Calibri" w:cs="Calibri"/>
+          <w:sz w:val="23"/>
+          <w:szCs w:val="23"/>
+        </w:rPr>
+      </w:pPr>
+    </w:p>
+    <w:p>
+      <w:pPr>
+        <w:spacing w:line="240" w:lineRule="auto"/>
+        <w:jc w:val="both"/>
+        <w:rPr>
+          <w:rFonts w:ascii="Calibri" w:eastAsia="Calibri" w:hAnsi="Calibri" w:cs="Calibri"/>
+          <w:sz w:val="23"/>
+          <w:szCs w:val="23"/>
+        </w:rPr>
+      </w:pPr>
+      <w:r>
+        <w:rPr>
+          <w:rFonts w:ascii="Calibri" w:eastAsia="Calibri" w:hAnsi="Calibri" w:cs="Calibri"/>
+          <w:b/>
+          <w:bCs/>
+          <w:sz w:val="23"/>
+          <w:szCs w:val="23"/>
+        </w:rPr>
+        <w:t>TERCERA:</w:t>
+      </w:r>
+      <w:r>
+        <w:rPr>
+          <w:rFonts w:ascii="Calibri" w:eastAsia="Calibri" w:hAnsi="Calibri" w:cs="Calibri"/>
+          <w:sz w:val="23"/>
+          <w:szCs w:val="23"/>
+        </w:rPr>
+        <w:t xml:space="preserve"> Las partes declaran y así lo hacen constar que el presente beneficio, en tanto deriva de la mera liberalidad de la empresa, podrá ser modificado o eliminado de manera unilateral por la compañía cuando las necesidades así lo ameriten, sin que por ello se entienda desmejora en las condiciones del trabajador.</w:t>
+      </w:r>
+    </w:p>
+    <w:p>
+      <w:pPr>
+        <w:spacing w:line="240" w:lineRule="auto"/>
+        <w:jc w:val="both"/>
+        <w:rPr>
+          <w:rFonts w:ascii="Calibri" w:eastAsia="Calibri" w:hAnsi="Calibri" w:cs="Calibri"/>
+          <w:sz w:val="23"/>
+          <w:szCs w:val="23"/>
+        </w:rPr>
+      </w:pPr>
+    </w:p>
+    <w:p>
+      <w:pPr>
+        <w:spacing w:line="240" w:lineRule="auto"/>
+        <w:jc w:val="both"/>
+        <w:rPr>
+          <w:rFonts w:ascii="Calibri" w:eastAsia="Calibri" w:hAnsi="Calibri" w:cs="Calibri"/>
+          <w:sz w:val="23"/>
+          <w:szCs w:val="23"/>
+        </w:rPr>
+      </w:pPr>
+      <w:r>
+        <w:rPr>
+          <w:rFonts w:ascii="Calibri" w:eastAsia="Calibri" w:hAnsi="Calibri" w:cs="Calibri"/>
+          <w:sz w:val="23"/>
+          <w:szCs w:val="23"/>
+        </w:rPr>
+        <w:t>Ratifico que, desde el primer pago recibido por concepto de auxilio de alimentación, este fue pactado como no salarial por las partes.</w:t>
+      </w:r>
+    </w:p>
+    <w:p>
+      <w:pPr>
+        <w:spacing w:line="240" w:lineRule="auto"/>
+        <w:jc w:val="both"/>
+        <w:rPr>
+          <w:rFonts w:ascii="Calibri" w:eastAsia="Calibri" w:hAnsi="Calibri" w:cs="Calibri"/>
+          <w:sz w:val="23"/>
+          <w:szCs w:val="23"/>
+        </w:rPr>
+      </w:pPr>
+    </w:p>
+    <w:p>
+      <w:pPr>
+        <w:spacing w:line="240" w:lineRule="auto"/>
+        <w:jc w:val="both"/>
+        <w:rPr>
+          <w:rFonts w:ascii="Calibri" w:eastAsia="Calibri" w:hAnsi="Calibri" w:cs="Calibri"/>
+          <w:sz w:val="23"/>
+          <w:szCs w:val="23"/>
+        </w:rPr>
+      </w:pPr>
+    </w:p>
+    <w:p>
+      <w:pPr>
+        <w:spacing w:line="240" w:lineRule="auto"/>
+        <w:jc w:val="both"/>
+        <w:rPr>
+          <w:rFonts w:ascii="Calibri" w:eastAsia="Calibri" w:hAnsi="Calibri" w:cs="Calibri"/>
+          <w:sz w:val="23"/>
+          <w:szCs w:val="23"/>
+        </w:rPr>
+      </w:pPr>
+      <w:r>
+        <w:rPr>
+          <w:rFonts w:ascii="Calibri" w:eastAsia="Calibri" w:hAnsi="Calibri" w:cs="Calibri"/>
+          <w:sz w:val="23"/>
+          <w:szCs w:val="23"/>
+        </w:rPr>
+        <w:t xml:space="preserve">En constancia se firma en </w:t>
+      </w:r>
+      <w:r>
+        <w:rPr>
+          <w:rFonts w:ascii="Calibri" w:eastAsia="Calibri" w:hAnsi="Calibri" w:cs="Calibri"/>
           <w:sz w:val="21"/>
           <w:szCs w:val="21"/>
         </w:rPr>
-        <w:t>]]</w:t>
-      </w:r>
-      <w:r>
-        <w:rPr>
-          <w:rFonts w:ascii="Calibri" w:eastAsia="Calibri" w:hAnsi="Calibri" w:cs="Calibri"/>
-          <w:sz w:val="23"/>
-          <w:szCs w:val="23"/>
-        </w:rPr>
-        <w:t>, se reunieron por una parte</w:t>
-      </w:r>
-      <w:r>
-        <w:rPr>
-          <w:rFonts w:ascii="Calibri" w:eastAsia="Calibri" w:hAnsi="Calibri" w:cs="Calibri"/>
-          <w:b/>
-          <w:bCs/>
-          <w:sz w:val="23"/>
-          <w:szCs w:val="23"/>
-        </w:rPr>
-        <w:t xml:space="preserve"> </w:t>
-      </w:r>
-      <w:r>
-        <w:rPr>
-          <w:rFonts w:ascii="Calibri" w:eastAsia="Calibri" w:hAnsi="Calibri" w:cs="Calibri"/>
-          <w:b/>
-          <w:bCs/>
+        <w:t>[[Ciudad</w:t>
+      </w:r>
+      <w:r>
+        <w:rPr>
+          <w:rFonts w:ascii="Calibri" w:eastAsia="Calibri" w:hAnsi="Calibri" w:cs="Calibri"/>
           <w:sz w:val="21"/>
           <w:szCs w:val="21"/>
         </w:rPr>
-        <w:t xml:space="preserve">[[Nombre]] </w:t>
-      </w:r>
-      <w:r>
-        <w:rPr>
-          <w:rFonts w:ascii="Calibri" w:eastAsia="Calibri" w:hAnsi="Calibri" w:cs="Calibri"/>
-          <w:sz w:val="23"/>
-          <w:szCs w:val="23"/>
-        </w:rPr>
-        <w:t xml:space="preserve">identificado(a) con </w:t>
-      </w:r>
-      <w:r>
-        <w:rPr>
-          <w:rFonts w:ascii="Calibri" w:eastAsia="Calibri" w:hAnsi="Calibri" w:cs="Calibri"/>
-          <w:b/>
-          <w:bCs/>
-          <w:sz w:val="23"/>
-          <w:szCs w:val="23"/>
-        </w:rPr>
-        <w:t xml:space="preserve">C.C </w:t>
-      </w:r>
-      <w:r>
-        <w:rPr>
-          <w:rFonts w:ascii="Calibri" w:eastAsia="Calibri" w:hAnsi="Calibri" w:cs="Calibri"/>
-          <w:b/>
-          <w:bCs/>
+        <w:t>Firma</w:t>
+      </w:r>
+      <w:r>
+        <w:rPr>
+          <w:rFonts w:ascii="Calibri" w:eastAsia="Calibri" w:hAnsi="Calibri" w:cs="Calibri"/>
           <w:sz w:val="21"/>
           <w:szCs w:val="21"/>
         </w:rPr>
-        <w:t xml:space="preserve">[[Cedula]] </w:t>
-      </w:r>
-      <w:r>
-        <w:rPr>
-          <w:rFonts w:ascii="Calibri" w:eastAsia="Calibri" w:hAnsi="Calibri" w:cs="Calibri"/>
-          <w:sz w:val="23"/>
-          <w:szCs w:val="23"/>
-        </w:rPr>
-        <w:t xml:space="preserve">como aparece al pie de su firma y quien actúa en su propio nombre y por la otra, </w:t>
-      </w:r>
-      <w:r>
-        <w:rPr>
-          <w:rFonts w:ascii="Calibri" w:eastAsia="Calibri" w:hAnsi="Calibri" w:cs="Calibri"/>
-          <w:b/>
-          <w:bCs/>
-          <w:sz w:val="23"/>
-          <w:szCs w:val="23"/>
-        </w:rPr>
-        <w:t>LAURA CRISTINA CERÓN MUÑOZ</w:t>
-      </w:r>
-      <w:r>
-        <w:rPr>
-          <w:rFonts w:ascii="Calibri" w:eastAsia="Calibri" w:hAnsi="Calibri" w:cs="Calibri"/>
-          <w:sz w:val="23"/>
-          <w:szCs w:val="23"/>
-        </w:rPr>
-        <w:t xml:space="preserve"> identificada con la </w:t>
-      </w:r>
-      <w:r>
-        <w:rPr>
-          <w:rFonts w:ascii="Calibri" w:eastAsia="Calibri" w:hAnsi="Calibri" w:cs="Calibri"/>
-          <w:b/>
-          <w:bCs/>
-          <w:sz w:val="23"/>
-          <w:szCs w:val="23"/>
-        </w:rPr>
-        <w:t>CC No. 52.705.312</w:t>
-      </w:r>
-      <w:r>
-        <w:rPr>
-          <w:rFonts w:ascii="Calibri" w:eastAsia="Calibri" w:hAnsi="Calibri" w:cs="Calibri"/>
-          <w:sz w:val="23"/>
-          <w:szCs w:val="23"/>
-        </w:rPr>
-        <w:t xml:space="preserve"> y quien actúa en representación de </w:t>
-      </w:r>
-      <w:r>
-        <w:rPr>
-          <w:rFonts w:ascii="Calibri" w:eastAsia="Calibri" w:hAnsi="Calibri" w:cs="Calibri"/>
-          <w:b/>
-          <w:bCs/>
-          <w:sz w:val="23"/>
-          <w:szCs w:val="23"/>
-        </w:rPr>
-        <w:t>DIACO S.A.,</w:t>
-      </w:r>
-      <w:r>
-        <w:rPr>
-          <w:rFonts w:ascii="Calibri" w:eastAsia="Calibri" w:hAnsi="Calibri" w:cs="Calibri"/>
-          <w:sz w:val="23"/>
-          <w:szCs w:val="23"/>
-        </w:rPr>
-        <w:t xml:space="preserve"> con el fin de suscribir un acuerdo provisto de las siguientes cláusulas:</w:t>
-      </w:r>
-    </w:p>
-    <w:p>
-      <w:pPr>
-        <w:spacing w:line="240" w:lineRule="auto"/>
-        <w:jc w:val="both"/>
-        <w:rPr>
-          <w:rFonts w:ascii="Calibri" w:eastAsia="Calibri" w:hAnsi="Calibri" w:cs="Calibri"/>
-          <w:sz w:val="23"/>
-          <w:szCs w:val="23"/>
-        </w:rPr>
-      </w:pPr>
-    </w:p>
-    <w:p>
-      <w:pPr>
-        <w:spacing w:line="240" w:lineRule="auto"/>
-        <w:jc w:val="both"/>
-        <w:rPr>
-          <w:rFonts w:ascii="Calibri" w:eastAsia="Calibri" w:hAnsi="Calibri" w:cs="Calibri"/>
-          <w:sz w:val="23"/>
-          <w:szCs w:val="23"/>
-        </w:rPr>
-      </w:pPr>
-      <w:r>
-        <w:rPr>
-          <w:rFonts w:ascii="Calibri" w:eastAsia="Calibri" w:hAnsi="Calibri" w:cs="Calibri"/>
-          <w:b/>
-          <w:bCs/>
-          <w:sz w:val="23"/>
-          <w:szCs w:val="23"/>
-        </w:rPr>
-        <w:t>PRIMERA:</w:t>
-      </w:r>
-      <w:r>
-        <w:rPr>
-          <w:rFonts w:ascii="Calibri" w:eastAsia="Calibri" w:hAnsi="Calibri" w:cs="Calibri"/>
-          <w:sz w:val="23"/>
-          <w:szCs w:val="23"/>
-        </w:rPr>
-        <w:t xml:space="preserve"> El empleador de mera liberalidad y como parte de su política de bienestar otorga al trabajador un   auxilio de alimentación. </w:t>
-      </w:r>
-    </w:p>
-    <w:p>
-      <w:pPr>
-        <w:spacing w:line="240" w:lineRule="auto"/>
-        <w:jc w:val="both"/>
-        <w:rPr>
-          <w:rFonts w:ascii="Calibri" w:eastAsia="Calibri" w:hAnsi="Calibri" w:cs="Calibri"/>
-          <w:sz w:val="23"/>
-          <w:szCs w:val="23"/>
-        </w:rPr>
-      </w:pPr>
-    </w:p>
-    <w:p>
-      <w:pPr>
-        <w:spacing w:line="240" w:lineRule="auto"/>
-        <w:jc w:val="both"/>
-        <w:rPr>
-          <w:rFonts w:ascii="Calibri" w:eastAsia="Calibri" w:hAnsi="Calibri" w:cs="Calibri"/>
-          <w:b/>
-          <w:bCs/>
-          <w:lang w:val="es-AR"/>
-        </w:rPr>
-      </w:pPr>
-      <w:r>
-        <w:rPr>
-          <w:rFonts w:ascii="Calibri" w:eastAsia="Calibri" w:hAnsi="Calibri" w:cs="Calibri"/>
-          <w:sz w:val="23"/>
-          <w:szCs w:val="23"/>
-        </w:rPr>
-        <w:t xml:space="preserve">Con esta finalidad, las partes han convenido que por cada día laborado el trabajador recibe un valor de </w:t>
-      </w:r>
-      <w:r>
-        <w:rPr>
-          <w:rFonts w:ascii="Calibri" w:eastAsia="Calibri" w:hAnsi="Calibri" w:cs="Calibri"/>
-          <w:b/>
-          <w:bCs/>
-        </w:rPr>
-        <w:t xml:space="preserve">DIEZ MIL PESOS 00/100 MCTE. ($10.000,00) </w:t>
-      </w:r>
-      <w:bookmarkStart w:id="0" w:name="_GoBack"/>
-      <w:bookmarkEnd w:id="0"/>
-      <w:r>
-        <w:rPr>
-          <w:rFonts w:ascii="Calibri" w:eastAsia="Calibri" w:hAnsi="Calibri" w:cs="Calibri"/>
-          <w:sz w:val="23"/>
-          <w:szCs w:val="23"/>
-        </w:rPr>
-        <w:t xml:space="preserve">por día trabajado, por medio de una tarjeta recargable con la cual podrá acceder a comprar alimentos en los establecimientos que tengan y acepten el convenio con la entidad expendedora de las tarjetas. </w:t>
-      </w:r>
-    </w:p>
-    <w:p>
-      <w:pPr>
-        <w:spacing w:line="240" w:lineRule="auto"/>
-        <w:jc w:val="both"/>
-        <w:rPr>
-          <w:rFonts w:ascii="Calibri" w:eastAsia="Calibri" w:hAnsi="Calibri" w:cs="Calibri"/>
-          <w:color w:val="FF0000"/>
-          <w:sz w:val="23"/>
-          <w:szCs w:val="23"/>
-        </w:rPr>
-      </w:pPr>
-    </w:p>
-    <w:p>
-      <w:pPr>
-        <w:spacing w:line="240" w:lineRule="auto"/>
-        <w:jc w:val="both"/>
-        <w:rPr>
-          <w:rFonts w:ascii="Calibri" w:eastAsia="Calibri" w:hAnsi="Calibri" w:cs="Calibri"/>
-          <w:sz w:val="23"/>
-          <w:szCs w:val="23"/>
-        </w:rPr>
-      </w:pPr>
-      <w:r>
-        <w:rPr>
-          <w:rFonts w:ascii="Calibri" w:eastAsia="Calibri" w:hAnsi="Calibri" w:cs="Calibri"/>
-          <w:b/>
-          <w:bCs/>
-          <w:sz w:val="23"/>
-          <w:szCs w:val="23"/>
-        </w:rPr>
-        <w:t>SEGUNDA:</w:t>
-      </w:r>
-      <w:r>
-        <w:rPr>
-          <w:rFonts w:ascii="Calibri" w:eastAsia="Calibri" w:hAnsi="Calibri" w:cs="Calibri"/>
-          <w:sz w:val="23"/>
-          <w:szCs w:val="23"/>
-        </w:rPr>
-        <w:t xml:space="preserve"> Las partes convienen y así lo hacen constar que el beneficio extralegal que mediante este acuerdo se otorga, en tanto constituye un subsidio de alimentación que no tiene por finalidad retribuir de manera directa el servicio, no constituye salario para ningún efecto legal conforme a lo estipulado en el artículo 15 de la Ley 50 de 1990. </w:t>
-      </w:r>
-    </w:p>
-    <w:p>
-      <w:pPr>
-        <w:spacing w:line="240" w:lineRule="auto"/>
-        <w:jc w:val="both"/>
-        <w:rPr>
-          <w:rFonts w:ascii="Calibri" w:eastAsia="Calibri" w:hAnsi="Calibri" w:cs="Calibri"/>
-          <w:sz w:val="23"/>
-          <w:szCs w:val="23"/>
-        </w:rPr>
-      </w:pPr>
-    </w:p>
-    <w:p>
-      <w:pPr>
-        <w:spacing w:line="240" w:lineRule="auto"/>
-        <w:jc w:val="both"/>
-        <w:rPr>
-          <w:rFonts w:ascii="Calibri" w:eastAsia="Calibri" w:hAnsi="Calibri" w:cs="Calibri"/>
-          <w:sz w:val="23"/>
-          <w:szCs w:val="23"/>
-        </w:rPr>
-      </w:pPr>
-      <w:r>
-        <w:rPr>
-          <w:rFonts w:ascii="Calibri" w:eastAsia="Calibri" w:hAnsi="Calibri" w:cs="Calibri"/>
-          <w:b/>
-          <w:bCs/>
-          <w:sz w:val="23"/>
-          <w:szCs w:val="23"/>
-        </w:rPr>
-        <w:t>TERCERA:</w:t>
-      </w:r>
-      <w:r>
-        <w:rPr>
-          <w:rFonts w:ascii="Calibri" w:eastAsia="Calibri" w:hAnsi="Calibri" w:cs="Calibri"/>
-          <w:sz w:val="23"/>
-          <w:szCs w:val="23"/>
-        </w:rPr>
-        <w:t xml:space="preserve"> Las partes declaran y así lo hacen constar que el presente beneficio, en tanto deriva de la mera liberalidad de la empresa, podrá ser modificado o eliminado de manera unilateral por la compañía cuando las necesidades así lo ameriten, sin que por ello se entienda desmejora en las condiciones del trabajador.</w:t>
-      </w:r>
-    </w:p>
-    <w:p>
-      <w:pPr>
-        <w:spacing w:line="240" w:lineRule="auto"/>
-        <w:jc w:val="both"/>
-        <w:rPr>
-          <w:rFonts w:ascii="Calibri" w:eastAsia="Calibri" w:hAnsi="Calibri" w:cs="Calibri"/>
-          <w:sz w:val="23"/>
-          <w:szCs w:val="23"/>
-        </w:rPr>
-      </w:pPr>
-    </w:p>
-    <w:p>
-      <w:pPr>
-        <w:spacing w:line="240" w:lineRule="auto"/>
-        <w:jc w:val="both"/>
-        <w:rPr>
-          <w:rFonts w:ascii="Calibri" w:eastAsia="Calibri" w:hAnsi="Calibri" w:cs="Calibri"/>
-          <w:sz w:val="23"/>
-          <w:szCs w:val="23"/>
-        </w:rPr>
-      </w:pPr>
-      <w:r>
-        <w:rPr>
-          <w:rFonts w:ascii="Calibri" w:eastAsia="Calibri" w:hAnsi="Calibri" w:cs="Calibri"/>
-          <w:sz w:val="23"/>
-          <w:szCs w:val="23"/>
-        </w:rPr>
-        <w:t>Ratifico que, desde el primer pago recibido por concepto de auxilio de alimentación, este fue pactado como no salarial por las partes.</w:t>
-      </w:r>
-    </w:p>
-    <w:p>
-      <w:pPr>
-        <w:spacing w:line="240" w:lineRule="auto"/>
-        <w:jc w:val="both"/>
-        <w:rPr>
-          <w:rFonts w:ascii="Calibri" w:eastAsia="Calibri" w:hAnsi="Calibri" w:cs="Calibri"/>
-          <w:sz w:val="23"/>
-          <w:szCs w:val="23"/>
-        </w:rPr>
-      </w:pPr>
-    </w:p>
-    <w:p>
-      <w:pPr>
-        <w:spacing w:line="240" w:lineRule="auto"/>
-        <w:jc w:val="both"/>
-        <w:rPr>
-          <w:rFonts w:ascii="Calibri" w:eastAsia="Calibri" w:hAnsi="Calibri" w:cs="Calibri"/>
-          <w:sz w:val="23"/>
-          <w:szCs w:val="23"/>
-        </w:rPr>
-      </w:pPr>
-    </w:p>
-    <w:p>
-      <w:pPr>
-        <w:spacing w:line="240" w:lineRule="auto"/>
-        <w:jc w:val="both"/>
-        <w:rPr>
-          <w:rFonts w:ascii="Calibri" w:eastAsia="Calibri" w:hAnsi="Calibri" w:cs="Calibri"/>
-          <w:sz w:val="23"/>
-          <w:szCs w:val="23"/>
-        </w:rPr>
-      </w:pPr>
-      <w:r>
-        <w:rPr>
-          <w:rFonts w:ascii="Calibri" w:eastAsia="Calibri" w:hAnsi="Calibri" w:cs="Calibri"/>
-          <w:sz w:val="23"/>
-          <w:szCs w:val="23"/>
-        </w:rPr>
-        <w:t xml:space="preserve">En constancia se firma en </w:t>
-      </w:r>
-      <w:r>
-        <w:rPr>
-          <w:rFonts w:ascii="Calibri" w:eastAsia="Calibri" w:hAnsi="Calibri" w:cs="Calibri"/>
-          <w:b/>
-          <w:bCs/>
+        <w:t>]]</w:t>
+      </w:r>
+      <w:r>
+        <w:rPr>
+          <w:rFonts w:ascii="Calibri" w:eastAsia="Calibri" w:hAnsi="Calibri" w:cs="Calibri"/>
+          <w:sz w:val="23"/>
+          <w:szCs w:val="23"/>
+        </w:rPr>
+        <w:t xml:space="preserve"> a los </w:t>
+      </w:r>
+      <w:r>
+        <w:rPr>
+          <w:rFonts w:ascii="Calibri" w:eastAsia="Calibri" w:hAnsi="Calibri" w:cs="Calibri"/>
           <w:sz w:val="21"/>
           <w:szCs w:val="21"/>
         </w:rPr>
-        <w:t>[[</w:t>
-      </w:r>
-      <w:proofErr w:type="spellStart"/>
-      <w:r>
-        <w:rPr>
-          <w:rFonts w:ascii="Calibri" w:eastAsia="Calibri" w:hAnsi="Calibri" w:cs="Calibri"/>
-          <w:b/>
-          <w:bCs/>
-          <w:sz w:val="21"/>
-          <w:szCs w:val="21"/>
-        </w:rPr>
-        <w:t>Ciudad</w:t>
-      </w:r>
-      <w:r>
-        <w:rPr>
-          <w:rFonts w:ascii="Calibri" w:eastAsia="Calibri" w:hAnsi="Calibri" w:cs="Calibri"/>
-          <w:b/>
-          <w:bCs/>
-          <w:sz w:val="21"/>
-          <w:szCs w:val="21"/>
-        </w:rPr>
-        <w:t>Firma</w:t>
-      </w:r>
-      <w:proofErr w:type="spellEnd"/>
-      <w:r>
-        <w:rPr>
-          <w:rFonts w:ascii="Calibri" w:eastAsia="Calibri" w:hAnsi="Calibri" w:cs="Calibri"/>
-          <w:b/>
-          <w:bCs/>
-          <w:sz w:val="21"/>
-          <w:szCs w:val="21"/>
-        </w:rPr>
-        <w:t>]]</w:t>
-      </w:r>
-      <w:r>
-        <w:rPr>
-          <w:rFonts w:ascii="Calibri" w:eastAsia="Calibri" w:hAnsi="Calibri" w:cs="Calibri"/>
-          <w:sz w:val="23"/>
-          <w:szCs w:val="23"/>
-        </w:rPr>
-        <w:t xml:space="preserve"> a los </w:t>
-      </w:r>
-      <w:r>
-        <w:rPr>
-          <w:rFonts w:ascii="Calibri" w:eastAsia="Calibri" w:hAnsi="Calibri" w:cs="Calibri"/>
-          <w:b/>
-          <w:bCs/>
-          <w:sz w:val="21"/>
-          <w:szCs w:val="21"/>
-        </w:rPr>
-        <w:t>[[</w:t>
-      </w:r>
-      <w:proofErr w:type="spellStart"/>
-      <w:r>
-        <w:rPr>
-          <w:rFonts w:ascii="Calibri" w:eastAsia="Calibri" w:hAnsi="Calibri" w:cs="Calibri"/>
-          <w:b/>
-          <w:bCs/>
-          <w:sz w:val="21"/>
-          <w:szCs w:val="21"/>
-        </w:rPr>
-        <w:t>FechaLarga</w:t>
-      </w:r>
-      <w:proofErr w:type="spellEnd"/>
-      <w:r>
-        <w:rPr>
-          <w:rFonts w:ascii="Calibri" w:eastAsia="Calibri" w:hAnsi="Calibri" w:cs="Calibri"/>
-          <w:b/>
-          <w:bCs/>
-          <w:sz w:val="21"/>
-          <w:szCs w:val="21"/>
-        </w:rPr>
-        <w:t>]]</w:t>
+        <w:t>[[FechaLarga]]</w:t>
       </w:r>
     </w:p>
     <w:p>
@@ -758,16 +672,7 @@
           <w:sz w:val="23"/>
           <w:szCs w:val="23"/>
         </w:rPr>
-        <w:t>C.C. No. 52.</w:t>
-      </w:r>
-      <w:proofErr w:type="gramStart"/>
-      <w:r>
-        <w:rPr>
-          <w:rFonts w:ascii="Calibri" w:eastAsia="Calibri" w:hAnsi="Calibri" w:cs="Calibri"/>
-          <w:sz w:val="23"/>
-          <w:szCs w:val="23"/>
-        </w:rPr>
-        <w:t>705.312</w:t>
+        <w:t>C.C. No. 52.705.312</w:t>
       </w:r>
       <w:r>
         <w:rPr>
@@ -800,22 +705,18 @@
           <w:szCs w:val="23"/>
         </w:rPr>
         <w:tab/>
-        <w:t>C.C</w:t>
-      </w:r>
-      <w:proofErr w:type="gramEnd"/>
-      <w:r>
-        <w:rPr>
-          <w:rFonts w:ascii="Calibri" w:eastAsia="Calibri" w:hAnsi="Calibri" w:cs="Calibri"/>
-          <w:sz w:val="23"/>
-          <w:szCs w:val="23"/>
-        </w:rPr>
-        <w:t xml:space="preserve"> No. </w:t>
-      </w:r>
-      <w:r>
-        <w:rPr>
-          <w:rFonts w:ascii="Calibri" w:eastAsia="Calibri" w:hAnsi="Calibri" w:cs="Calibri"/>
-          <w:b/>
-          <w:bCs/>
+      </w:r>
+      <w:r>
+        <w:rPr>
+          <w:rFonts w:ascii="Calibri" w:eastAsia="Calibri" w:hAnsi="Calibri" w:cs="Calibri"/>
+          <w:sz w:val="23"/>
+          <w:szCs w:val="23"/>
+        </w:rPr>
+        <w:t xml:space="preserve">C.C No. </w:t>
+      </w:r>
+      <w:r>
+        <w:rPr>
+          <w:rFonts w:ascii="Calibri" w:eastAsia="Calibri" w:hAnsi="Calibri" w:cs="Calibri"/>
           <w:sz w:val="21"/>
           <w:szCs w:val="21"/>
         </w:rPr>
@@ -839,7 +740,7 @@
           <w:sz w:val="23"/>
           <w:szCs w:val="23"/>
         </w:rPr>
-        <w:t>Representante Legal</w:t>
+        <w:t>Representante</w:t>
       </w:r>
     </w:p>
     <w:p>
@@ -860,7 +761,7 @@
 </file>
 
 <file path=word/styles.xml><?xml version="1.0" encoding="utf-8"?>
-<w:styles xmlns:mc="http://schemas.openxmlformats.org/markup-compatibility/2006" xmlns:r="http://schemas.openxmlformats.org/officeDocument/2006/relationships" xmlns:w="http://schemas.openxmlformats.org/wordprocessingml/2006/main" xmlns:w14="http://schemas.microsoft.com/office/word/2010/wordml" xmlns:w15="http://schemas.microsoft.com/office/word/2012/wordml" xmlns:w16cid="http://schemas.microsoft.com/office/word/2016/wordml/cid" xmlns:w16se="http://schemas.microsoft.com/office/word/2015/wordml/symex" mc:Ignorable="w14 w15 w16se w16cid">
+<w:styles xmlns:mc="http://schemas.openxmlformats.org/markup-compatibility/2006" xmlns:r="http://schemas.openxmlformats.org/officeDocument/2006/relationships" xmlns:w="http://schemas.openxmlformats.org/wordprocessingml/2006/main" xmlns:w14="http://schemas.microsoft.com/office/word/2010/wordml" xmlns:w15="http://schemas.microsoft.com/office/word/2012/wordml" xmlns:w16cex="http://schemas.microsoft.com/office/word/2018/wordml/cex" xmlns:w16cid="http://schemas.microsoft.com/office/word/2016/wordml/cid" xmlns:w16="http://schemas.microsoft.com/office/word/2018/wordml" xmlns:w16sdtdh="http://schemas.microsoft.com/office/word/2020/wordml/sdtdatahash" xmlns:w16se="http://schemas.microsoft.com/office/word/2015/wordml/symex" mc:Ignorable="w14 w15 w16se w16cid w16 w16cex w16sdtdh">
   <w:docDefaults>
     <w:rPrDefault>
       <w:rPr>
@@ -876,7 +777,7 @@
       </w:pPr>
     </w:pPrDefault>
   </w:docDefaults>
-  <w:latentStyles w:defLockedState="0" w:defUIPriority="99" w:defSemiHidden="0" w:defUnhideWhenUsed="0" w:defQFormat="0" w:count="375">
+  <w:latentStyles w:defLockedState="0" w:defUIPriority="99" w:defSemiHidden="0" w:defUnhideWhenUsed="0" w:defQFormat="0" w:count="376">
     <w:lsdException w:name="Normal" w:uiPriority="0" w:qFormat="1"/>
     <w:lsdException w:name="heading 1" w:uiPriority="9" w:qFormat="1"/>
     <w:lsdException w:name="heading 2" w:semiHidden="1" w:uiPriority="9" w:unhideWhenUsed="1" w:qFormat="1"/>
@@ -982,7 +883,6 @@
     <w:lsdException w:name="HTML Sample" w:semiHidden="1" w:unhideWhenUsed="1"/>
     <w:lsdException w:name="HTML Typewriter" w:semiHidden="1" w:unhideWhenUsed="1"/>
     <w:lsdException w:name="HTML Variable" w:semiHidden="1" w:unhideWhenUsed="1"/>
-    <w:lsdException w:name="Normal Table" w:semiHidden="1" w:unhideWhenUsed="1"/>
     <w:lsdException w:name="annotation subject" w:semiHidden="1" w:unhideWhenUsed="1"/>
     <w:lsdException w:name="No List" w:semiHidden="1" w:unhideWhenUsed="1"/>
     <w:lsdException w:name="Outline List 1" w:semiHidden="1" w:unhideWhenUsed="1"/>
@@ -1029,10 +929,8 @@
     <w:lsdException w:name="Table Subtle 2" w:semiHidden="1" w:unhideWhenUsed="1"/>
     <w:lsdException w:name="Table Web 1" w:semiHidden="1" w:unhideWhenUsed="1"/>
     <w:lsdException w:name="Table Web 2" w:semiHidden="1" w:unhideWhenUsed="1"/>
-    <w:lsdException w:name="Table Web 3" w:semiHidden="1" w:unhideWhenUsed="1"/>
     <w:lsdException w:name="Balloon Text" w:semiHidden="1" w:unhideWhenUsed="1"/>
     <w:lsdException w:name="Table Grid" w:uiPriority="39"/>
-    <w:lsdException w:name="Table Theme" w:semiHidden="1" w:unhideWhenUsed="1"/>
     <w:lsdException w:name="Placeholder Text" w:semiHidden="1"/>
     <w:lsdException w:name="No Spacing" w:uiPriority="1" w:qFormat="1"/>
     <w:lsdException w:name="Light Shading" w:uiPriority="60"/>
@@ -1252,6 +1150,7 @@
     <w:lsdException w:name="Smart Hyperlink" w:semiHidden="1" w:unhideWhenUsed="1"/>
     <w:lsdException w:name="Hashtag" w:semiHidden="1" w:unhideWhenUsed="1"/>
     <w:lsdException w:name="Unresolved Mention" w:semiHidden="1" w:unhideWhenUsed="1"/>
+    <w:lsdException w:name="Smart Link" w:semiHidden="1" w:unhideWhenUsed="1"/>
   </w:latentStyles>
   <w:style w:type="paragraph" w:default="1" w:styleId="Normal">
     <w:name w:val="Normal"/>

--- a/webapp/templates/word/Otro_Si_Alimentacion_10.docx
+++ b/webapp/templates/word/Otro_Si_Alimentacion_10.docx
@@ -61,55 +61,51 @@
           <w:sz w:val="23"/>
           <w:szCs w:val="23"/>
         </w:rPr>
-        <w:t xml:space="preserve">En </w:t>
-      </w:r>
-      <w:r>
-        <w:rPr>
-          <w:rFonts w:ascii="Calibri" w:eastAsia="Calibri" w:hAnsi="Calibri" w:cs="Calibri"/>
-          <w:sz w:val="21"/>
-          <w:szCs w:val="21"/>
-        </w:rPr>
-        <w:t>[[Ciudad</w:t>
-      </w:r>
-      <w:r>
-        <w:rPr>
-          <w:rFonts w:ascii="Calibri" w:eastAsia="Calibri" w:hAnsi="Calibri" w:cs="Calibri"/>
-          <w:sz w:val="21"/>
-          <w:szCs w:val="21"/>
+        <w:t>En [[</w:t>
+      </w:r>
+      <w:proofErr w:type="spellStart"/>
+      <w:r>
+        <w:rPr>
+          <w:rFonts w:ascii="Calibri" w:eastAsia="Calibri" w:hAnsi="Calibri" w:cs="Calibri"/>
+          <w:sz w:val="23"/>
+          <w:szCs w:val="23"/>
+        </w:rPr>
+        <w:t>Ciudad</w:t>
+      </w:r>
+      <w:r>
+        <w:rPr>
+          <w:rFonts w:ascii="Calibri" w:eastAsia="Calibri" w:hAnsi="Calibri" w:cs="Calibri"/>
+          <w:sz w:val="23"/>
+          <w:szCs w:val="23"/>
         </w:rPr>
         <w:t>Firma</w:t>
       </w:r>
-      <w:r>
-        <w:rPr>
-          <w:rFonts w:ascii="Calibri" w:eastAsia="Calibri" w:hAnsi="Calibri" w:cs="Calibri"/>
-          <w:sz w:val="21"/>
-          <w:szCs w:val="21"/>
-        </w:rPr>
-        <w:t>]]</w:t>
-      </w:r>
-      <w:r>
-        <w:rPr>
-          <w:rFonts w:ascii="Calibri" w:eastAsia="Calibri" w:hAnsi="Calibri" w:cs="Calibri"/>
-          <w:sz w:val="23"/>
-          <w:szCs w:val="23"/>
-        </w:rPr>
-        <w:t xml:space="preserve"> a los </w:t>
-      </w:r>
-      <w:r>
-        <w:rPr>
-          <w:rFonts w:ascii="Calibri" w:eastAsia="Calibri" w:hAnsi="Calibri" w:cs="Calibri"/>
-          <w:sz w:val="21"/>
-          <w:szCs w:val="21"/>
-        </w:rPr>
-        <w:t>[[FechaLarga]]</w:t>
-      </w:r>
-      <w:r>
-        <w:rPr>
-          <w:rFonts w:ascii="Calibri" w:eastAsia="Calibri" w:hAnsi="Calibri" w:cs="Calibri"/>
-          <w:sz w:val="23"/>
-          <w:szCs w:val="23"/>
-        </w:rPr>
-        <w:t>, se reunieron por una parte</w:t>
+      <w:proofErr w:type="spellEnd"/>
+      <w:r>
+        <w:rPr>
+          <w:rFonts w:ascii="Calibri" w:eastAsia="Calibri" w:hAnsi="Calibri" w:cs="Calibri"/>
+          <w:sz w:val="23"/>
+          <w:szCs w:val="23"/>
+        </w:rPr>
+        <w:t>]] a los [[</w:t>
+      </w:r>
+      <w:proofErr w:type="spellStart"/>
+      <w:r>
+        <w:rPr>
+          <w:rFonts w:ascii="Calibri" w:eastAsia="Calibri" w:hAnsi="Calibri" w:cs="Calibri"/>
+          <w:sz w:val="23"/>
+          <w:szCs w:val="23"/>
+        </w:rPr>
+        <w:t>FechaLarga</w:t>
+      </w:r>
+      <w:proofErr w:type="spellEnd"/>
+      <w:r>
+        <w:rPr>
+          <w:rFonts w:ascii="Calibri" w:eastAsia="Calibri" w:hAnsi="Calibri" w:cs="Calibri"/>
+          <w:sz w:val="23"/>
+          <w:szCs w:val="23"/>
+        </w:rPr>
+        <w:t>]], se reunieron por una parte</w:t>
       </w:r>
       <w:r>
         <w:rPr>
@@ -119,25 +115,33 @@
           <w:sz w:val="23"/>
           <w:szCs w:val="23"/>
         </w:rPr>
-        <w:t xml:space="preserve"> </w:t>
+        <w:t xml:space="preserve"> [[Nombre]] </w:t>
+      </w:r>
+      <w:r>
+        <w:rPr>
+          <w:rFonts w:ascii="Calibri" w:eastAsia="Calibri" w:hAnsi="Calibri" w:cs="Calibri"/>
+          <w:sz w:val="23"/>
+          <w:szCs w:val="23"/>
+        </w:rPr>
+        <w:t xml:space="preserve">identificado(a) con </w:t>
       </w:r>
       <w:r>
         <w:rPr>
           <w:rFonts w:ascii="Calibri" w:eastAsia="Calibri" w:hAnsi="Calibri" w:cs="Calibri"/>
           <w:b/>
           <w:bCs/>
-          <w:sz w:val="21"/>
-          <w:szCs w:val="21"/>
-        </w:rPr>
-        <w:t xml:space="preserve">[[Nombre]] </w:t>
-      </w:r>
-      <w:r>
-        <w:rPr>
-          <w:rFonts w:ascii="Calibri" w:eastAsia="Calibri" w:hAnsi="Calibri" w:cs="Calibri"/>
-          <w:sz w:val="23"/>
-          <w:szCs w:val="23"/>
-        </w:rPr>
-        <w:t xml:space="preserve">identificado(a) con </w:t>
+          <w:sz w:val="23"/>
+          <w:szCs w:val="23"/>
+        </w:rPr>
+        <w:t xml:space="preserve">C.C [[Cedula]] </w:t>
+      </w:r>
+      <w:r>
+        <w:rPr>
+          <w:rFonts w:ascii="Calibri" w:eastAsia="Calibri" w:hAnsi="Calibri" w:cs="Calibri"/>
+          <w:sz w:val="23"/>
+          <w:szCs w:val="23"/>
+        </w:rPr>
+        <w:t xml:space="preserve">como aparece al pie de su firma y quien actúa en su propio nombre y por la otra, </w:t>
       </w:r>
       <w:r>
         <w:rPr>
@@ -147,25 +151,33 @@
           <w:sz w:val="23"/>
           <w:szCs w:val="23"/>
         </w:rPr>
-        <w:t xml:space="preserve">C.C </w:t>
+        <w:t>LAURA CRISTINA CERÓN MUÑOZ</w:t>
+      </w:r>
+      <w:r>
+        <w:rPr>
+          <w:rFonts w:ascii="Calibri" w:eastAsia="Calibri" w:hAnsi="Calibri" w:cs="Calibri"/>
+          <w:sz w:val="23"/>
+          <w:szCs w:val="23"/>
+        </w:rPr>
+        <w:t xml:space="preserve"> identificada con la </w:t>
       </w:r>
       <w:r>
         <w:rPr>
           <w:rFonts w:ascii="Calibri" w:eastAsia="Calibri" w:hAnsi="Calibri" w:cs="Calibri"/>
           <w:b/>
           <w:bCs/>
-          <w:sz w:val="21"/>
-          <w:szCs w:val="21"/>
-        </w:rPr>
-        <w:t xml:space="preserve">[[Cedula]] </w:t>
-      </w:r>
-      <w:r>
-        <w:rPr>
-          <w:rFonts w:ascii="Calibri" w:eastAsia="Calibri" w:hAnsi="Calibri" w:cs="Calibri"/>
-          <w:sz w:val="23"/>
-          <w:szCs w:val="23"/>
-        </w:rPr>
-        <w:t xml:space="preserve">como aparece al pie de su firma y quien actúa en su propio nombre y por la otra, </w:t>
+          <w:sz w:val="23"/>
+          <w:szCs w:val="23"/>
+        </w:rPr>
+        <w:t>CC No. 52.705.312</w:t>
+      </w:r>
+      <w:r>
+        <w:rPr>
+          <w:rFonts w:ascii="Calibri" w:eastAsia="Calibri" w:hAnsi="Calibri" w:cs="Calibri"/>
+          <w:sz w:val="23"/>
+          <w:szCs w:val="23"/>
+        </w:rPr>
+        <w:t xml:space="preserve"> y quien actúa en representación de </w:t>
       </w:r>
       <w:r>
         <w:rPr>
@@ -175,16 +187,38 @@
           <w:sz w:val="23"/>
           <w:szCs w:val="23"/>
         </w:rPr>
-        <w:t>LAURA CRISTINA CERÓN MUÑOZ</w:t>
-      </w:r>
-      <w:r>
-        <w:rPr>
-          <w:rFonts w:ascii="Calibri" w:eastAsia="Calibri" w:hAnsi="Calibri" w:cs="Calibri"/>
-          <w:sz w:val="23"/>
-          <w:szCs w:val="23"/>
-        </w:rPr>
-        <w:t xml:space="preserve"> identificada con la </w:t>
-      </w:r>
+        <w:t>DIACO S.A.,</w:t>
+      </w:r>
+      <w:r>
+        <w:rPr>
+          <w:rFonts w:ascii="Calibri" w:eastAsia="Calibri" w:hAnsi="Calibri" w:cs="Calibri"/>
+          <w:sz w:val="23"/>
+          <w:szCs w:val="23"/>
+        </w:rPr>
+        <w:t xml:space="preserve"> con el fin de suscribir un acuerdo provisto de las siguientes cláusulas:</w:t>
+      </w:r>
+    </w:p>
+    <w:p>
+      <w:pPr>
+        <w:spacing w:line="240" w:lineRule="auto"/>
+        <w:jc w:val="both"/>
+        <w:rPr>
+          <w:rFonts w:ascii="Calibri" w:eastAsia="Calibri" w:hAnsi="Calibri" w:cs="Calibri"/>
+          <w:sz w:val="23"/>
+          <w:szCs w:val="23"/>
+        </w:rPr>
+      </w:pPr>
+    </w:p>
+    <w:p>
+      <w:pPr>
+        <w:spacing w:line="240" w:lineRule="auto"/>
+        <w:jc w:val="both"/>
+        <w:rPr>
+          <w:rFonts w:ascii="Calibri" w:eastAsia="Calibri" w:hAnsi="Calibri" w:cs="Calibri"/>
+          <w:sz w:val="23"/>
+          <w:szCs w:val="23"/>
+        </w:rPr>
+      </w:pPr>
       <w:r>
         <w:rPr>
           <w:rFonts w:ascii="Calibri" w:eastAsia="Calibri" w:hAnsi="Calibri" w:cs="Calibri"/>
@@ -193,56 +227,49 @@
           <w:sz w:val="23"/>
           <w:szCs w:val="23"/>
         </w:rPr>
-        <w:t>CC No. 52.705.312</w:t>
-      </w:r>
-      <w:r>
-        <w:rPr>
-          <w:rFonts w:ascii="Calibri" w:eastAsia="Calibri" w:hAnsi="Calibri" w:cs="Calibri"/>
-          <w:sz w:val="23"/>
-          <w:szCs w:val="23"/>
-        </w:rPr>
-        <w:t xml:space="preserve"> y quien actúa en representación de </w:t>
-      </w:r>
-      <w:r>
+        <w:t>PRIMERA:</w:t>
+      </w:r>
+      <w:r>
+        <w:rPr>
+          <w:rFonts w:ascii="Calibri" w:eastAsia="Calibri" w:hAnsi="Calibri" w:cs="Calibri"/>
+          <w:sz w:val="23"/>
+          <w:szCs w:val="23"/>
+        </w:rPr>
+        <w:t xml:space="preserve"> El empleador de mera liberalidad y como parte de su política de bienestar otorga al trabajador un   auxilio de alimentación. </w:t>
+      </w:r>
+    </w:p>
+    <w:p>
+      <w:pPr>
+        <w:spacing w:line="240" w:lineRule="auto"/>
+        <w:jc w:val="both"/>
+        <w:rPr>
+          <w:rFonts w:ascii="Calibri" w:eastAsia="Calibri" w:hAnsi="Calibri" w:cs="Calibri"/>
+          <w:sz w:val="23"/>
+          <w:szCs w:val="23"/>
+        </w:rPr>
+      </w:pPr>
+    </w:p>
+    <w:p>
+      <w:pPr>
+        <w:spacing w:line="240" w:lineRule="auto"/>
+        <w:jc w:val="both"/>
         <w:rPr>
           <w:rFonts w:ascii="Calibri" w:eastAsia="Calibri" w:hAnsi="Calibri" w:cs="Calibri"/>
           <w:b/>
           <w:bCs/>
           <w:sz w:val="23"/>
           <w:szCs w:val="23"/>
-        </w:rPr>
-        <w:t>DIACO S.A.,</w:t>
-      </w:r>
-      <w:r>
-        <w:rPr>
-          <w:rFonts w:ascii="Calibri" w:eastAsia="Calibri" w:hAnsi="Calibri" w:cs="Calibri"/>
-          <w:sz w:val="23"/>
-          <w:szCs w:val="23"/>
-        </w:rPr>
-        <w:t xml:space="preserve"> con el fin de suscribir un acuerdo provisto de las siguientes cláusulas:</w:t>
-      </w:r>
-    </w:p>
-    <w:p>
-      <w:pPr>
-        <w:spacing w:line="240" w:lineRule="auto"/>
-        <w:jc w:val="both"/>
-        <w:rPr>
-          <w:rFonts w:ascii="Calibri" w:eastAsia="Calibri" w:hAnsi="Calibri" w:cs="Calibri"/>
-          <w:sz w:val="23"/>
-          <w:szCs w:val="23"/>
-        </w:rPr>
-      </w:pPr>
-    </w:p>
-    <w:p>
-      <w:pPr>
-        <w:spacing w:line="240" w:lineRule="auto"/>
-        <w:jc w:val="both"/>
-        <w:rPr>
-          <w:rFonts w:ascii="Calibri" w:eastAsia="Calibri" w:hAnsi="Calibri" w:cs="Calibri"/>
-          <w:sz w:val="23"/>
-          <w:szCs w:val="23"/>
-        </w:rPr>
-      </w:pPr>
+          <w:lang w:val="es-AR"/>
+        </w:rPr>
+      </w:pPr>
+      <w:r>
+        <w:rPr>
+          <w:rFonts w:ascii="Calibri" w:eastAsia="Calibri" w:hAnsi="Calibri" w:cs="Calibri"/>
+          <w:sz w:val="23"/>
+          <w:szCs w:val="23"/>
+        </w:rPr>
+        <w:t xml:space="preserve">Con esta finalidad, las partes han convenido que por cada día laborado el trabajador recibe un valor de </w:t>
+      </w:r>
       <w:r>
         <w:rPr>
           <w:rFonts w:ascii="Calibri" w:eastAsia="Calibri" w:hAnsi="Calibri" w:cs="Calibri"/>
@@ -251,131 +278,84 @@
           <w:sz w:val="23"/>
           <w:szCs w:val="23"/>
         </w:rPr>
-        <w:t>PRIMERA:</w:t>
-      </w:r>
-      <w:r>
-        <w:rPr>
-          <w:rFonts w:ascii="Calibri" w:eastAsia="Calibri" w:hAnsi="Calibri" w:cs="Calibri"/>
-          <w:sz w:val="23"/>
-          <w:szCs w:val="23"/>
-        </w:rPr>
-        <w:t xml:space="preserve"> El empleador de mera liberalidad y como parte de su política de bienestar otorga al trabajador un   auxilio de alimentación. </w:t>
-      </w:r>
-    </w:p>
-    <w:p>
-      <w:pPr>
-        <w:spacing w:line="240" w:lineRule="auto"/>
-        <w:jc w:val="both"/>
-        <w:rPr>
-          <w:rFonts w:ascii="Calibri" w:eastAsia="Calibri" w:hAnsi="Calibri" w:cs="Calibri"/>
-          <w:sz w:val="23"/>
-          <w:szCs w:val="23"/>
-        </w:rPr>
-      </w:pPr>
-    </w:p>
-    <w:p>
-      <w:pPr>
-        <w:spacing w:line="240" w:lineRule="auto"/>
-        <w:jc w:val="both"/>
+        <w:t xml:space="preserve">DIEZ MIL PESOS 00/100 MCTE. ($10.000,00) </w:t>
+      </w:r>
+      <w:r>
+        <w:rPr>
+          <w:rFonts w:ascii="Calibri" w:eastAsia="Calibri" w:hAnsi="Calibri" w:cs="Calibri"/>
+          <w:sz w:val="23"/>
+          <w:szCs w:val="23"/>
+        </w:rPr>
+        <w:t xml:space="preserve">por día trabajado, por medio de una tarjeta recargable con la cual podrá acceder a comprar alimentos en los establecimientos que tengan y acepten el convenio con la entidad expendedora de las tarjetas. </w:t>
+      </w:r>
+    </w:p>
+    <w:p>
+      <w:pPr>
+        <w:spacing w:line="240" w:lineRule="auto"/>
+        <w:jc w:val="both"/>
+        <w:rPr>
+          <w:rFonts w:ascii="Calibri" w:eastAsia="Calibri" w:hAnsi="Calibri" w:cs="Calibri"/>
+          <w:color w:val="FF0000"/>
+          <w:sz w:val="23"/>
+          <w:szCs w:val="23"/>
+        </w:rPr>
+      </w:pPr>
+    </w:p>
+    <w:p>
+      <w:pPr>
+        <w:spacing w:line="240" w:lineRule="auto"/>
+        <w:jc w:val="both"/>
+        <w:rPr>
+          <w:rFonts w:ascii="Calibri" w:eastAsia="Calibri" w:hAnsi="Calibri" w:cs="Calibri"/>
+          <w:sz w:val="23"/>
+          <w:szCs w:val="23"/>
+        </w:rPr>
+      </w:pPr>
+      <w:r>
         <w:rPr>
           <w:rFonts w:ascii="Calibri" w:eastAsia="Calibri" w:hAnsi="Calibri" w:cs="Calibri"/>
           <w:b/>
           <w:bCs/>
-          <w:lang w:val="es-AR"/>
-        </w:rPr>
-      </w:pPr>
-      <w:r>
-        <w:rPr>
-          <w:rFonts w:ascii="Calibri" w:eastAsia="Calibri" w:hAnsi="Calibri" w:cs="Calibri"/>
-          <w:sz w:val="23"/>
-          <w:szCs w:val="23"/>
-        </w:rPr>
-        <w:t xml:space="preserve">Con esta finalidad, las partes han convenido que por cada día laborado el trabajador recibe un valor de </w:t>
-      </w:r>
+          <w:sz w:val="23"/>
+          <w:szCs w:val="23"/>
+        </w:rPr>
+        <w:t>SEGUNDA:</w:t>
+      </w:r>
+      <w:r>
+        <w:rPr>
+          <w:rFonts w:ascii="Calibri" w:eastAsia="Calibri" w:hAnsi="Calibri" w:cs="Calibri"/>
+          <w:sz w:val="23"/>
+          <w:szCs w:val="23"/>
+        </w:rPr>
+        <w:t xml:space="preserve"> Las partes convienen y así lo hacen constar que el beneficio extralegal que mediante este acuerdo se otorga, en tanto constituye un subsidio de alimentación que no tiene por finalidad retribuir de manera directa el servicio, no constituye salario para ningún efecto legal conforme a lo estipulado en el artículo 15 de la Ley 50 de 1990. </w:t>
+      </w:r>
+    </w:p>
+    <w:p>
+      <w:pPr>
+        <w:spacing w:line="240" w:lineRule="auto"/>
+        <w:jc w:val="both"/>
+        <w:rPr>
+          <w:rFonts w:ascii="Calibri" w:eastAsia="Calibri" w:hAnsi="Calibri" w:cs="Calibri"/>
+          <w:sz w:val="23"/>
+          <w:szCs w:val="23"/>
+        </w:rPr>
+      </w:pPr>
+    </w:p>
+    <w:p>
+      <w:pPr>
+        <w:spacing w:line="240" w:lineRule="auto"/>
+        <w:jc w:val="both"/>
+        <w:rPr>
+          <w:rFonts w:ascii="Calibri" w:eastAsia="Calibri" w:hAnsi="Calibri" w:cs="Calibri"/>
+          <w:sz w:val="23"/>
+          <w:szCs w:val="23"/>
+        </w:rPr>
+      </w:pPr>
       <w:r>
         <w:rPr>
           <w:rFonts w:ascii="Calibri" w:eastAsia="Calibri" w:hAnsi="Calibri" w:cs="Calibri"/>
           <w:b/>
           <w:bCs/>
-        </w:rPr>
-        <w:t xml:space="preserve">DIEZ MIL PESOS 00/100 MCTE. ($10.000,00) </w:t>
-      </w:r>
-      <w:r>
-        <w:rPr>
-          <w:rFonts w:ascii="Calibri" w:eastAsia="Calibri" w:hAnsi="Calibri" w:cs="Calibri"/>
-          <w:sz w:val="23"/>
-          <w:szCs w:val="23"/>
-        </w:rPr>
-        <w:t xml:space="preserve">por día trabajado, por medio de una tarjeta recargable con la cual podrá acceder a comprar alimentos en los establecimientos que tengan y acepten el convenio con la entidad expendedora de las tarjetas. </w:t>
-      </w:r>
-    </w:p>
-    <w:p>
-      <w:pPr>
-        <w:spacing w:line="240" w:lineRule="auto"/>
-        <w:jc w:val="both"/>
-        <w:rPr>
-          <w:rFonts w:ascii="Calibri" w:eastAsia="Calibri" w:hAnsi="Calibri" w:cs="Calibri"/>
-          <w:color w:val="FF0000"/>
-          <w:sz w:val="23"/>
-          <w:szCs w:val="23"/>
-        </w:rPr>
-      </w:pPr>
-    </w:p>
-    <w:p>
-      <w:pPr>
-        <w:spacing w:line="240" w:lineRule="auto"/>
-        <w:jc w:val="both"/>
-        <w:rPr>
-          <w:rFonts w:ascii="Calibri" w:eastAsia="Calibri" w:hAnsi="Calibri" w:cs="Calibri"/>
-          <w:sz w:val="23"/>
-          <w:szCs w:val="23"/>
-        </w:rPr>
-      </w:pPr>
-      <w:r>
-        <w:rPr>
-          <w:rFonts w:ascii="Calibri" w:eastAsia="Calibri" w:hAnsi="Calibri" w:cs="Calibri"/>
-          <w:b/>
-          <w:bCs/>
-          <w:sz w:val="23"/>
-          <w:szCs w:val="23"/>
-        </w:rPr>
-        <w:t>SEGUNDA:</w:t>
-      </w:r>
-      <w:r>
-        <w:rPr>
-          <w:rFonts w:ascii="Calibri" w:eastAsia="Calibri" w:hAnsi="Calibri" w:cs="Calibri"/>
-          <w:sz w:val="23"/>
-          <w:szCs w:val="23"/>
-        </w:rPr>
-        <w:t xml:space="preserve"> Las partes convienen y así lo hacen constar que el beneficio extralegal que mediante este acuerdo se otorga, en tanto constituye un subsidio de alimentación que no tiene por finalidad retribuir de manera directa el servicio, no constituye salario para ningún efecto legal conforme a lo estipulado en el artículo 15 de la Ley 50 de 1990. </w:t>
-      </w:r>
-    </w:p>
-    <w:p>
-      <w:pPr>
-        <w:spacing w:line="240" w:lineRule="auto"/>
-        <w:jc w:val="both"/>
-        <w:rPr>
-          <w:rFonts w:ascii="Calibri" w:eastAsia="Calibri" w:hAnsi="Calibri" w:cs="Calibri"/>
-          <w:sz w:val="23"/>
-          <w:szCs w:val="23"/>
-        </w:rPr>
-      </w:pPr>
-    </w:p>
-    <w:p>
-      <w:pPr>
-        <w:spacing w:line="240" w:lineRule="auto"/>
-        <w:jc w:val="both"/>
-        <w:rPr>
-          <w:rFonts w:ascii="Calibri" w:eastAsia="Calibri" w:hAnsi="Calibri" w:cs="Calibri"/>
-          <w:sz w:val="23"/>
-          <w:szCs w:val="23"/>
-        </w:rPr>
-      </w:pPr>
-      <w:r>
-        <w:rPr>
-          <w:rFonts w:ascii="Calibri" w:eastAsia="Calibri" w:hAnsi="Calibri" w:cs="Calibri"/>
-          <w:b/>
-          <w:bCs/>
           <w:sz w:val="23"/>
           <w:szCs w:val="23"/>
         </w:rPr>
@@ -458,29 +438,49 @@
           <w:sz w:val="23"/>
           <w:szCs w:val="23"/>
         </w:rPr>
-        <w:t xml:space="preserve">En constancia se firma en </w:t>
-      </w:r>
-      <w:r>
-        <w:rPr>
-          <w:rFonts w:ascii="Calibri" w:eastAsia="Calibri" w:hAnsi="Calibri" w:cs="Calibri"/>
-          <w:sz w:val="21"/>
-          <w:szCs w:val="21"/>
-        </w:rPr>
-        <w:t>[[Ciudad</w:t>
-      </w:r>
-      <w:r>
-        <w:rPr>
-          <w:rFonts w:ascii="Calibri" w:eastAsia="Calibri" w:hAnsi="Calibri" w:cs="Calibri"/>
-          <w:sz w:val="21"/>
-          <w:szCs w:val="21"/>
+        <w:t>En constancia se firma en [[</w:t>
+      </w:r>
+      <w:proofErr w:type="spellStart"/>
+      <w:r>
+        <w:rPr>
+          <w:rFonts w:ascii="Calibri" w:eastAsia="Calibri" w:hAnsi="Calibri" w:cs="Calibri"/>
+          <w:sz w:val="23"/>
+          <w:szCs w:val="23"/>
+        </w:rPr>
+        <w:t>Ciudad</w:t>
+      </w:r>
+      <w:r>
+        <w:rPr>
+          <w:rFonts w:ascii="Calibri" w:eastAsia="Calibri" w:hAnsi="Calibri" w:cs="Calibri"/>
+          <w:sz w:val="23"/>
+          <w:szCs w:val="23"/>
         </w:rPr>
         <w:t>Firma</w:t>
       </w:r>
-      <w:r>
-        <w:rPr>
-          <w:rFonts w:ascii="Calibri" w:eastAsia="Calibri" w:hAnsi="Calibri" w:cs="Calibri"/>
-          <w:sz w:val="21"/>
-          <w:szCs w:val="21"/>
+      <w:proofErr w:type="spellEnd"/>
+      <w:r>
+        <w:rPr>
+          <w:rFonts w:ascii="Calibri" w:eastAsia="Calibri" w:hAnsi="Calibri" w:cs="Calibri"/>
+          <w:sz w:val="23"/>
+          <w:szCs w:val="23"/>
+        </w:rPr>
+        <w:t>]] a los [[</w:t>
+      </w:r>
+      <w:proofErr w:type="spellStart"/>
+      <w:r>
+        <w:rPr>
+          <w:rFonts w:ascii="Calibri" w:eastAsia="Calibri" w:hAnsi="Calibri" w:cs="Calibri"/>
+          <w:sz w:val="23"/>
+          <w:szCs w:val="23"/>
+        </w:rPr>
+        <w:t>FechaLarga</w:t>
+      </w:r>
+      <w:proofErr w:type="spellEnd"/>
+      <w:r>
+        <w:rPr>
+          <w:rFonts w:ascii="Calibri" w:eastAsia="Calibri" w:hAnsi="Calibri" w:cs="Calibri"/>
+          <w:sz w:val="23"/>
+          <w:szCs w:val="23"/>
         </w:rPr>
         <w:t>]]</w:t>
       </w:r>
@@ -490,15 +490,7 @@
           <w:sz w:val="23"/>
           <w:szCs w:val="23"/>
         </w:rPr>
-        <w:t xml:space="preserve"> a los </w:t>
-      </w:r>
-      <w:r>
-        <w:rPr>
-          <w:rFonts w:ascii="Calibri" w:eastAsia="Calibri" w:hAnsi="Calibri" w:cs="Calibri"/>
-          <w:sz w:val="21"/>
-          <w:szCs w:val="21"/>
-        </w:rPr>
-        <w:t>[[FechaLarga]]</w:t>
+        <w:t>.</w:t>
       </w:r>
     </w:p>
     <w:p>
@@ -606,6 +598,157 @@
           <w:szCs w:val="23"/>
         </w:rPr>
       </w:pPr>
+      <w:r>
+        <w:rPr>
+          <w:rFonts w:ascii="Calibri" w:eastAsia="Calibri" w:hAnsi="Calibri" w:cs="Calibri"/>
+          <w:noProof/>
+          <w:sz w:val="23"/>
+          <w:szCs w:val="23"/>
+        </w:rPr>
+        <mc:AlternateContent>
+          <mc:Choice Requires="wps">
+            <w:drawing>
+              <wp:anchor distT="0" distB="0" distL="114300" distR="114300" simplePos="0" relativeHeight="251662336" behindDoc="0" locked="0" layoutInCell="1" allowOverlap="1" wp14:anchorId="74C75F5E" wp14:editId="72D633E5">
+                <wp:simplePos x="0" y="0"/>
+                <wp:positionH relativeFrom="column">
+                  <wp:posOffset>28575</wp:posOffset>
+                </wp:positionH>
+                <wp:positionV relativeFrom="paragraph">
+                  <wp:posOffset>5080</wp:posOffset>
+                </wp:positionV>
+                <wp:extent cx="1943100" cy="0"/>
+                <wp:effectExtent l="38100" t="38100" r="57150" b="95250"/>
+                <wp:wrapNone/>
+                <wp:docPr id="3" name="Conector: angular 3"/>
+                <wp:cNvGraphicFramePr/>
+                <a:graphic xmlns:a="http://schemas.openxmlformats.org/drawingml/2006/main">
+                  <a:graphicData uri="http://schemas.microsoft.com/office/word/2010/wordprocessingShape">
+                    <wps:wsp>
+                      <wps:cNvCnPr/>
+                      <wps:spPr>
+                        <a:xfrm>
+                          <a:off x="0" y="0"/>
+                          <a:ext cx="1943100" cy="0"/>
+                        </a:xfrm>
+                        <a:prstGeom prst="bentConnector3">
+                          <a:avLst/>
+                        </a:prstGeom>
+                        <a:ln w="6350"/>
+                      </wps:spPr>
+                      <wps:style>
+                        <a:lnRef idx="2">
+                          <a:schemeClr val="dk1"/>
+                        </a:lnRef>
+                        <a:fillRef idx="0">
+                          <a:schemeClr val="dk1"/>
+                        </a:fillRef>
+                        <a:effectRef idx="1">
+                          <a:schemeClr val="dk1"/>
+                        </a:effectRef>
+                        <a:fontRef idx="minor">
+                          <a:schemeClr val="tx1"/>
+                        </a:fontRef>
+                      </wps:style>
+                      <wps:bodyPr/>
+                    </wps:wsp>
+                  </a:graphicData>
+                </a:graphic>
+              </wp:anchor>
+            </w:drawing>
+          </mc:Choice>
+          <mc:Fallback>
+            <w:pict>
+              <v:shapetype w14:anchorId="34A8B048" id="_x0000_t34" coordsize="21600,21600" o:spt="34" o:oned="t" adj="10800" path="m,l@0,0@0,21600,21600,21600e" filled="f">
+                <v:stroke joinstyle="miter"/>
+                <v:formulas>
+                  <v:f eqn="val #0"/>
+                </v:formulas>
+                <v:path arrowok="t" fillok="f" o:connecttype="none"/>
+                <v:handles>
+                  <v:h position="#0,center"/>
+                </v:handles>
+                <o:lock v:ext="edit" shapetype="t"/>
+              </v:shapetype>
+              <v:shape id="Conector: angular 3" o:spid="_x0000_s1026" type="#_x0000_t34" style="position:absolute;margin-left:2.25pt;margin-top:.4pt;width:153pt;height:0;z-index:251662336;visibility:visible;mso-wrap-style:square;mso-wrap-distance-left:9pt;mso-wrap-distance-top:0;mso-wrap-distance-right:9pt;mso-wrap-distance-bottom:0;mso-position-horizontal:absolute;mso-position-horizontal-relative:text;mso-position-vertical:absolute;mso-position-vertical-relative:text" o:gfxdata="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" strokecolor="black [3200]" strokeweight=".5pt">
+                <v:shadow on="t" color="black" opacity="24903f" origin=",.5" offset="0,.55556mm"/>
+              </v:shape>
+            </w:pict>
+          </mc:Fallback>
+        </mc:AlternateContent>
+      </w:r>
+      <w:r>
+        <w:rPr>
+          <w:rFonts w:ascii="Calibri" w:eastAsia="Calibri" w:hAnsi="Calibri" w:cs="Calibri"/>
+          <w:noProof/>
+          <w:sz w:val="23"/>
+          <w:szCs w:val="23"/>
+        </w:rPr>
+        <mc:AlternateContent>
+          <mc:Choice Requires="wps">
+            <w:drawing>
+              <wp:anchor distT="0" distB="0" distL="114300" distR="114300" simplePos="0" relativeHeight="251660288" behindDoc="0" locked="0" layoutInCell="1" allowOverlap="1" wp14:anchorId="56352413" wp14:editId="6B6D9B79">
+                <wp:simplePos x="0" y="0"/>
+                <wp:positionH relativeFrom="column">
+                  <wp:posOffset>2876550</wp:posOffset>
+                </wp:positionH>
+                <wp:positionV relativeFrom="paragraph">
+                  <wp:posOffset>9525</wp:posOffset>
+                </wp:positionV>
+                <wp:extent cx="1943100" cy="0"/>
+                <wp:effectExtent l="38100" t="38100" r="57150" b="95250"/>
+                <wp:wrapNone/>
+                <wp:docPr id="2" name="Conector: angular 2"/>
+                <wp:cNvGraphicFramePr/>
+                <a:graphic xmlns:a="http://schemas.openxmlformats.org/drawingml/2006/main">
+                  <a:graphicData uri="http://schemas.microsoft.com/office/word/2010/wordprocessingShape">
+                    <wps:wsp>
+                      <wps:cNvCnPr/>
+                      <wps:spPr>
+                        <a:xfrm>
+                          <a:off x="0" y="0"/>
+                          <a:ext cx="1943100" cy="0"/>
+                        </a:xfrm>
+                        <a:prstGeom prst="bentConnector3">
+                          <a:avLst/>
+                        </a:prstGeom>
+                        <a:ln w="6350"/>
+                      </wps:spPr>
+                      <wps:style>
+                        <a:lnRef idx="2">
+                          <a:schemeClr val="dk1"/>
+                        </a:lnRef>
+                        <a:fillRef idx="0">
+                          <a:schemeClr val="dk1"/>
+                        </a:fillRef>
+                        <a:effectRef idx="1">
+                          <a:schemeClr val="dk1"/>
+                        </a:effectRef>
+                        <a:fontRef idx="minor">
+                          <a:schemeClr val="tx1"/>
+                        </a:fontRef>
+                      </wps:style>
+                      <wps:bodyPr/>
+                    </wps:wsp>
+                  </a:graphicData>
+                </a:graphic>
+                <wp14:sizeRelH relativeFrom="margin">
+                  <wp14:pctWidth>0</wp14:pctWidth>
+                </wp14:sizeRelH>
+                <wp14:sizeRelV relativeFrom="margin">
+                  <wp14:pctHeight>0</wp14:pctHeight>
+                </wp14:sizeRelV>
+              </wp:anchor>
+            </w:drawing>
+          </mc:Choice>
+          <mc:Fallback>
+            <w:pict>
+              <v:shape w14:anchorId="568211FD" id="Conector: angular 2" o:spid="_x0000_s1026" type="#_x0000_t34" style="position:absolute;margin-left:226.5pt;margin-top:.75pt;width:153pt;height:0;z-index:251660288;visibility:visible;mso-wrap-style:square;mso-width-percent:0;mso-height-percent:0;mso-wrap-distance-left:9pt;mso-wrap-distance-top:0;mso-wrap-distance-right:9pt;mso-wrap-distance-bottom:0;mso-position-horizontal:absolute;mso-position-horizontal-relative:text;mso-position-vertical:absolute;mso-position-vertical-relative:text;mso-width-percent:0;mso-height-percent:0;mso-width-relative:margin;mso-height-relative:margin" o:gfxdata="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" strokecolor="black [3200]" strokeweight=".5pt">
+                <v:shadow on="t" color="black" opacity="24903f" origin=",.5" offset="0,.55556mm"/>
+              </v:shape>
+            </w:pict>
+          </mc:Fallback>
+        </mc:AlternateContent>
+      </w:r>
     </w:p>
     <w:p>
       <w:pPr>
@@ -645,15 +788,6 @@
           <w:szCs w:val="23"/>
         </w:rPr>
         <w:tab/>
-      </w:r>
-      <w:r>
-        <w:rPr>
-          <w:rFonts w:ascii="Calibri" w:eastAsia="Calibri" w:hAnsi="Calibri" w:cs="Calibri"/>
-          <w:b/>
-          <w:bCs/>
-          <w:sz w:val="21"/>
-          <w:szCs w:val="21"/>
-        </w:rPr>
         <w:t>[[Nombre]]</w:t>
       </w:r>
     </w:p>
@@ -712,15 +846,15 @@
           <w:sz w:val="23"/>
           <w:szCs w:val="23"/>
         </w:rPr>
-        <w:t xml:space="preserve">C.C No. </w:t>
-      </w:r>
-      <w:r>
-        <w:rPr>
-          <w:rFonts w:ascii="Calibri" w:eastAsia="Calibri" w:hAnsi="Calibri" w:cs="Calibri"/>
-          <w:sz w:val="21"/>
-          <w:szCs w:val="21"/>
-        </w:rPr>
-        <w:t>[[Cedula]]</w:t>
+        <w:t xml:space="preserve">   </w:t>
+      </w:r>
+      <w:r>
+        <w:rPr>
+          <w:rFonts w:ascii="Calibri" w:eastAsia="Calibri" w:hAnsi="Calibri" w:cs="Calibri"/>
+          <w:sz w:val="23"/>
+          <w:szCs w:val="23"/>
+        </w:rPr>
+        <w:t>C.C No. [[Cedula]]</w:t>
       </w:r>
     </w:p>
     <w:p>
@@ -883,6 +1017,7 @@
     <w:lsdException w:name="HTML Sample" w:semiHidden="1" w:unhideWhenUsed="1"/>
     <w:lsdException w:name="HTML Typewriter" w:semiHidden="1" w:unhideWhenUsed="1"/>
     <w:lsdException w:name="HTML Variable" w:semiHidden="1" w:unhideWhenUsed="1"/>
+    <w:lsdException w:name="Normal Table" w:semiHidden="1" w:unhideWhenUsed="1"/>
     <w:lsdException w:name="annotation subject" w:semiHidden="1" w:unhideWhenUsed="1"/>
     <w:lsdException w:name="No List" w:semiHidden="1" w:unhideWhenUsed="1"/>
     <w:lsdException w:name="Outline List 1" w:semiHidden="1" w:unhideWhenUsed="1"/>
@@ -929,8 +1064,10 @@
     <w:lsdException w:name="Table Subtle 2" w:semiHidden="1" w:unhideWhenUsed="1"/>
     <w:lsdException w:name="Table Web 1" w:semiHidden="1" w:unhideWhenUsed="1"/>
     <w:lsdException w:name="Table Web 2" w:semiHidden="1" w:unhideWhenUsed="1"/>
+    <w:lsdException w:name="Table Web 3" w:semiHidden="1" w:unhideWhenUsed="1"/>
     <w:lsdException w:name="Balloon Text" w:semiHidden="1" w:unhideWhenUsed="1"/>
     <w:lsdException w:name="Table Grid" w:uiPriority="39"/>
+    <w:lsdException w:name="Table Theme" w:semiHidden="1" w:unhideWhenUsed="1"/>
     <w:lsdException w:name="Placeholder Text" w:semiHidden="1"/>
     <w:lsdException w:name="No Spacing" w:uiPriority="1" w:qFormat="1"/>
     <w:lsdException w:name="Light Shading" w:uiPriority="60"/>
